--- a/Backend/Director_Disclosure/Output_Disclosures/2024-25/INDRAVATI_PROJECTS_PRIVATE_LIMITED/MBP-1/MBP1_AJAY_KUMAR_GUPTA_09482103.docx
+++ b/Backend/Director_Disclosure/Output_Disclosures/2024-25/INDRAVATI_PROJECTS_PRIVATE_LIMITED/MBP-1/MBP1_AJAY_KUMAR_GUPTA_09482103.docx
@@ -93,212 +93,17 @@
     </w:p>
     <w:p>
       <w:pPr>
-        <w:spacing w:before="0" w:after="0"/>
-        <w:jc w:val="left"/>
-      </w:pPr>
-      <w:r>
-        <w:rPr>
-          <w:rFonts w:ascii="Adani" w:hAnsi="Adani"/>
-          <w:b w:val="0"/>
-          <w:sz w:val="20"/>
-          <w:u w:val="none"/>
-        </w:rPr>
-        <w:t>ADANI AGRI LOGISTICS (KATIHAR) LIMITED</w:t>
-      </w:r>
-    </w:p>
-    <w:p>
-      <w:pPr>
-        <w:spacing w:before="0" w:after="0"/>
-        <w:jc w:val="left"/>
-      </w:pPr>
-      <w:r>
-        <w:rPr>
-          <w:rFonts w:ascii="Adani" w:hAnsi="Adani"/>
-          <w:b w:val="0"/>
-          <w:sz w:val="20"/>
-          <w:u w:val="none"/>
-        </w:rPr>
-        <w:t>ADANI AGRI LOGISTICS (KANNAUJ) LIMITED</w:t>
-      </w:r>
-    </w:p>
-    <w:p>
-      <w:pPr>
-        <w:spacing w:before="0" w:after="0"/>
-        <w:jc w:val="left"/>
-      </w:pPr>
-      <w:r>
-        <w:rPr>
-          <w:rFonts w:ascii="Adani" w:hAnsi="Adani"/>
-          <w:b w:val="0"/>
-          <w:sz w:val="20"/>
-          <w:u w:val="none"/>
-        </w:rPr>
-        <w:t>ADANI AGRI LOGISTICS (KOTKAPURA) LIMITED</w:t>
-      </w:r>
-    </w:p>
-    <w:p>
-      <w:pPr>
-        <w:spacing w:before="0" w:after="0"/>
-        <w:jc w:val="left"/>
-      </w:pPr>
-      <w:r>
-        <w:rPr>
-          <w:rFonts w:ascii="Adani" w:hAnsi="Adani"/>
-          <w:b w:val="0"/>
-          <w:sz w:val="20"/>
-          <w:u w:val="none"/>
-        </w:rPr>
-        <w:t>ADANI AGRI LOGISTICS LIMITED</w:t>
-      </w:r>
-    </w:p>
-    <w:p>
-      <w:pPr>
-        <w:spacing w:before="0" w:after="0"/>
-        <w:jc w:val="left"/>
-      </w:pPr>
-      <w:r>
-        <w:rPr>
-          <w:rFonts w:ascii="Adani" w:hAnsi="Adani"/>
-          <w:b w:val="0"/>
-          <w:sz w:val="20"/>
-          <w:u w:val="none"/>
-        </w:rPr>
-        <w:t>DEPENDENCIA LOGISTICS PRIVATE LIMITED</w:t>
-      </w:r>
-    </w:p>
-    <w:p>
-      <w:pPr>
-        <w:spacing w:before="0" w:after="0"/>
-        <w:jc w:val="left"/>
-      </w:pPr>
-      <w:r>
-        <w:rPr>
-          <w:rFonts w:ascii="Adani" w:hAnsi="Adani"/>
-          <w:b w:val="0"/>
-          <w:sz w:val="20"/>
-          <w:u w:val="none"/>
-        </w:rPr>
-        <w:t>SHANKHESHWAR BUILDWELL LIMITED</w:t>
-      </w:r>
-    </w:p>
-    <w:p>
-      <w:pPr>
-        <w:spacing w:before="0" w:after="0"/>
-        <w:jc w:val="left"/>
-      </w:pPr>
-      <w:r>
-        <w:rPr>
-          <w:rFonts w:ascii="Adani" w:hAnsi="Adani"/>
-          <w:b w:val="0"/>
-          <w:sz w:val="20"/>
-          <w:u w:val="none"/>
-        </w:rPr>
-        <w:t>ADANI AGRI LOGISTICS (DARBHANGA) LIMITED</w:t>
-      </w:r>
-    </w:p>
-    <w:p>
-      <w:pPr>
-        <w:spacing w:before="0" w:after="0"/>
-        <w:jc w:val="left"/>
-      </w:pPr>
-      <w:r>
-        <w:rPr>
-          <w:rFonts w:ascii="Adani" w:hAnsi="Adani"/>
-          <w:b w:val="0"/>
-          <w:sz w:val="20"/>
-          <w:u w:val="none"/>
-        </w:rPr>
-        <w:t>ADANI LOGISTICS LIMITED</w:t>
-      </w:r>
-    </w:p>
-    <w:p>
-      <w:pPr>
-        <w:spacing w:before="0" w:after="0"/>
-        <w:jc w:val="left"/>
-      </w:pPr>
-      <w:r>
-        <w:rPr>
-          <w:rFonts w:ascii="Adani" w:hAnsi="Adani"/>
-          <w:b w:val="0"/>
-          <w:sz w:val="20"/>
-          <w:u w:val="none"/>
-        </w:rPr>
-        <w:t>PELMA COLLIERIES LIMITED</w:t>
-      </w:r>
-    </w:p>
-    <w:p>
-      <w:pPr>
-        <w:spacing w:before="0" w:after="0"/>
-        <w:jc w:val="left"/>
-      </w:pPr>
-      <w:r>
-        <w:rPr>
-          <w:rFonts w:ascii="Adani" w:hAnsi="Adani"/>
-          <w:b w:val="0"/>
-          <w:sz w:val="20"/>
-          <w:u w:val="none"/>
-        </w:rPr>
-        <w:t>RAIGARH NATURAL RESOURCES LIMITED</w:t>
-      </w:r>
-    </w:p>
-    <w:p>
-      <w:pPr>
-        <w:spacing w:before="0" w:after="0"/>
-        <w:jc w:val="left"/>
-      </w:pPr>
-      <w:r>
-        <w:rPr>
-          <w:rFonts w:ascii="Adani" w:hAnsi="Adani"/>
-          <w:b w:val="0"/>
-          <w:sz w:val="20"/>
-          <w:u w:val="none"/>
-        </w:rPr>
-        <w:t>ADANI MINING LIMITED</w:t>
-      </w:r>
-    </w:p>
-    <w:p>
-      <w:pPr>
-        <w:spacing w:before="0" w:after="0"/>
-        <w:jc w:val="left"/>
-      </w:pPr>
-      <w:r>
-        <w:rPr>
-          <w:rFonts w:ascii="Adani" w:hAnsi="Adani"/>
-          <w:b w:val="0"/>
-          <w:sz w:val="20"/>
-          <w:u w:val="none"/>
-        </w:rPr>
-        <w:t>MINING TECH CONSULTANCY SERVICES LIMITED</w:t>
-      </w:r>
-    </w:p>
-    <w:p>
-      <w:pPr>
-        <w:spacing w:before="0" w:after="0"/>
-        <w:jc w:val="left"/>
-      </w:pPr>
-      <w:r>
-        <w:rPr>
-          <w:rFonts w:ascii="Adani" w:hAnsi="Adani"/>
-          <w:b w:val="0"/>
-          <w:sz w:val="20"/>
-          <w:u w:val="none"/>
-        </w:rPr>
-        <w:t>SOMPURI INFRASTRUCTURES PRIVATE LIMITED</w:t>
-      </w:r>
-    </w:p>
-    <w:p>
-      <w:pPr>
         <w:spacing w:before="0" w:after="160"/>
         <w:jc w:val="left"/>
       </w:pPr>
       <w:r>
         <w:rPr>
           <w:rFonts w:ascii="Adani" w:hAnsi="Adani"/>
-          <w:b w:val="0"/>
+          <w:b/>
           <w:sz w:val="20"/>
           <w:u w:val="none"/>
         </w:rPr>
-        <w:t>KURMITAR IRON ORE MINING LIMITED</w:t>
+        <w:t>INDRAVATI PROJECTS PRIVATE LIMITED</w:t>
       </w:r>
     </w:p>
     <w:p>
@@ -584,6 +389,148 @@
                 <w:sz w:val="18"/>
                 <w:u w:val="none"/>
               </w:rPr>
+              <w:t>NRC LIMITED</w:t>
+            </w:r>
+          </w:p>
+        </w:tc>
+        <w:tc>
+          <w:tcPr>
+            <w:tcW w:type="dxa" w:w="1814"/>
+            <w:shd w:val="clear" w:color="auto" w:fill="FFFFFF"/>
+            <w:tcBorders>
+              <w:top w:val="single" w:sz="4" w:space="0" w:color="000000"/>
+              <w:left w:val="single" w:sz="4" w:space="0" w:color="000000"/>
+              <w:bottom w:val="single" w:sz="4" w:space="0" w:color="000000"/>
+              <w:right w:val="single" w:sz="4" w:space="0" w:color="000000"/>
+            </w:tcBorders>
+            <w:vAlign w:val="center"/>
+          </w:tcPr>
+          <w:p>
+            <w:pPr>
+              <w:spacing w:before="40" w:after="40"/>
+              <w:jc w:val="left"/>
+            </w:pPr>
+            <w:r>
+              <w:rPr>
+                <w:rFonts w:ascii="Adani" w:hAnsi="Adani"/>
+                <w:b w:val="0"/>
+                <w:sz w:val="18"/>
+                <w:u w:val="none"/>
+              </w:rPr>
+              <w:t>Additional Director</w:t>
+            </w:r>
+          </w:p>
+        </w:tc>
+        <w:tc>
+          <w:tcPr>
+            <w:tcW w:type="dxa" w:w="1020"/>
+            <w:shd w:val="clear" w:color="auto" w:fill="FFFFFF"/>
+            <w:tcBorders>
+              <w:top w:val="single" w:sz="4" w:space="0" w:color="000000"/>
+              <w:left w:val="single" w:sz="4" w:space="0" w:color="000000"/>
+              <w:bottom w:val="single" w:sz="4" w:space="0" w:color="000000"/>
+              <w:right w:val="single" w:sz="4" w:space="0" w:color="000000"/>
+            </w:tcBorders>
+            <w:vAlign w:val="center"/>
+          </w:tcPr>
+          <w:p>
+            <w:pPr>
+              <w:spacing w:before="40" w:after="40"/>
+              <w:jc w:val="left"/>
+            </w:pPr>
+            <w:r>
+              <w:rPr>
+                <w:rFonts w:ascii="Adani" w:hAnsi="Adani"/>
+                <w:b w:val="0"/>
+                <w:sz w:val="18"/>
+                <w:u w:val="none"/>
+              </w:rPr>
+              <w:t>NIL</w:t>
+            </w:r>
+          </w:p>
+        </w:tc>
+        <w:tc>
+          <w:tcPr>
+            <w:tcW w:type="dxa" w:w="1247"/>
+            <w:shd w:val="clear" w:color="auto" w:fill="FFFFFF"/>
+            <w:tcBorders>
+              <w:top w:val="single" w:sz="4" w:space="0" w:color="000000"/>
+              <w:left w:val="single" w:sz="4" w:space="0" w:color="000000"/>
+              <w:bottom w:val="single" w:sz="4" w:space="0" w:color="000000"/>
+              <w:right w:val="single" w:sz="4" w:space="0" w:color="000000"/>
+            </w:tcBorders>
+            <w:vAlign w:val="center"/>
+          </w:tcPr>
+          <w:p>
+            <w:pPr>
+              <w:spacing w:before="40" w:after="40"/>
+              <w:jc w:val="left"/>
+            </w:pPr>
+            <w:r>
+              <w:rPr>
+                <w:rFonts w:ascii="Adani" w:hAnsi="Adani"/>
+                <w:b w:val="0"/>
+                <w:sz w:val="18"/>
+                <w:u w:val="none"/>
+              </w:rPr>
+              <w:t>24/01/2026</w:t>
+            </w:r>
+          </w:p>
+        </w:tc>
+      </w:tr>
+      <w:tr>
+        <w:tc>
+          <w:tcPr>
+            <w:tcW w:type="dxa" w:w="680"/>
+            <w:shd w:val="clear" w:color="auto" w:fill="FFFFFF"/>
+            <w:tcBorders>
+              <w:top w:val="single" w:sz="4" w:space="0" w:color="000000"/>
+              <w:left w:val="single" w:sz="4" w:space="0" w:color="000000"/>
+              <w:bottom w:val="single" w:sz="4" w:space="0" w:color="000000"/>
+              <w:right w:val="single" w:sz="4" w:space="0" w:color="000000"/>
+            </w:tcBorders>
+            <w:vAlign w:val="center"/>
+          </w:tcPr>
+          <w:p>
+            <w:pPr>
+              <w:spacing w:before="40" w:after="40"/>
+              <w:jc w:val="left"/>
+            </w:pPr>
+            <w:r>
+              <w:rPr>
+                <w:rFonts w:ascii="Adani" w:hAnsi="Adani"/>
+                <w:b w:val="0"/>
+                <w:sz w:val="18"/>
+                <w:u w:val="none"/>
+              </w:rPr>
+              <w:t>2</w:t>
+            </w:r>
+          </w:p>
+        </w:tc>
+        <w:tc>
+          <w:tcPr>
+            <w:tcW w:type="dxa" w:w="3969"/>
+            <w:shd w:val="clear" w:color="auto" w:fill="FFFFFF"/>
+            <w:tcBorders>
+              <w:top w:val="single" w:sz="4" w:space="0" w:color="000000"/>
+              <w:left w:val="single" w:sz="4" w:space="0" w:color="000000"/>
+              <w:bottom w:val="single" w:sz="4" w:space="0" w:color="000000"/>
+              <w:right w:val="single" w:sz="4" w:space="0" w:color="000000"/>
+            </w:tcBorders>
+            <w:vAlign w:val="center"/>
+          </w:tcPr>
+          <w:p>
+            <w:pPr>
+              <w:spacing w:before="40" w:after="40"/>
+              <w:jc w:val="left"/>
+            </w:pPr>
+            <w:r>
+              <w:rPr>
+                <w:rFonts w:ascii="Adani" w:hAnsi="Adani"/>
+                <w:b w:val="0"/>
+                <w:sz w:val="18"/>
+                <w:u w:val="none"/>
+              </w:rPr>
               <w:t>ADANI AGRI LOGISTICS (KATIHAR) LIMITED</w:t>
             </w:r>
           </w:p>
@@ -698,7 +645,7 @@
                 <w:sz w:val="18"/>
                 <w:u w:val="none"/>
               </w:rPr>
-              <w:t>2</w:t>
+              <w:t>3</w:t>
             </w:r>
           </w:p>
         </w:tc>
@@ -840,7 +787,7 @@
                 <w:sz w:val="18"/>
                 <w:u w:val="none"/>
               </w:rPr>
-              <w:t>3</w:t>
+              <w:t>4</w:t>
             </w:r>
           </w:p>
         </w:tc>
@@ -982,7 +929,7 @@
                 <w:sz w:val="18"/>
                 <w:u w:val="none"/>
               </w:rPr>
-              <w:t>4</w:t>
+              <w:t>5</w:t>
             </w:r>
           </w:p>
         </w:tc>
@@ -1124,7 +1071,7 @@
                 <w:sz w:val="18"/>
                 <w:u w:val="none"/>
               </w:rPr>
-              <w:t>5</w:t>
+              <w:t>6</w:t>
             </w:r>
           </w:p>
         </w:tc>
@@ -1266,7 +1213,7 @@
                 <w:sz w:val="18"/>
                 <w:u w:val="none"/>
               </w:rPr>
-              <w:t>6</w:t>
+              <w:t>7</w:t>
             </w:r>
           </w:p>
         </w:tc>
@@ -1408,7 +1355,7 @@
                 <w:sz w:val="18"/>
                 <w:u w:val="none"/>
               </w:rPr>
-              <w:t>7</w:t>
+              <w:t>8</w:t>
             </w:r>
           </w:p>
         </w:tc>
@@ -1550,7 +1497,7 @@
                 <w:sz w:val="18"/>
                 <w:u w:val="none"/>
               </w:rPr>
-              <w:t>8</w:t>
+              <w:t>9</w:t>
             </w:r>
           </w:p>
         </w:tc>
@@ -1692,7 +1639,149 @@
                 <w:sz w:val="18"/>
                 <w:u w:val="none"/>
               </w:rPr>
-              <w:t>9</w:t>
+              <w:t>10</w:t>
+            </w:r>
+          </w:p>
+        </w:tc>
+        <w:tc>
+          <w:tcPr>
+            <w:tcW w:type="dxa" w:w="3969"/>
+            <w:shd w:val="clear" w:color="auto" w:fill="FFFFFF"/>
+            <w:tcBorders>
+              <w:top w:val="single" w:sz="4" w:space="0" w:color="000000"/>
+              <w:left w:val="single" w:sz="4" w:space="0" w:color="000000"/>
+              <w:bottom w:val="single" w:sz="4" w:space="0" w:color="000000"/>
+              <w:right w:val="single" w:sz="4" w:space="0" w:color="000000"/>
+            </w:tcBorders>
+            <w:vAlign w:val="center"/>
+          </w:tcPr>
+          <w:p>
+            <w:pPr>
+              <w:spacing w:before="40" w:after="40"/>
+              <w:jc w:val="left"/>
+            </w:pPr>
+            <w:r>
+              <w:rPr>
+                <w:rFonts w:ascii="Adani" w:hAnsi="Adani"/>
+                <w:b w:val="0"/>
+                <w:sz w:val="18"/>
+                <w:u w:val="none"/>
+              </w:rPr>
+              <w:t>STRATATECH MINERAL RESOURCES PRIVATE LIMITED</w:t>
+            </w:r>
+          </w:p>
+        </w:tc>
+        <w:tc>
+          <w:tcPr>
+            <w:tcW w:type="dxa" w:w="1814"/>
+            <w:shd w:val="clear" w:color="auto" w:fill="FFFFFF"/>
+            <w:tcBorders>
+              <w:top w:val="single" w:sz="4" w:space="0" w:color="000000"/>
+              <w:left w:val="single" w:sz="4" w:space="0" w:color="000000"/>
+              <w:bottom w:val="single" w:sz="4" w:space="0" w:color="000000"/>
+              <w:right w:val="single" w:sz="4" w:space="0" w:color="000000"/>
+            </w:tcBorders>
+            <w:vAlign w:val="center"/>
+          </w:tcPr>
+          <w:p>
+            <w:pPr>
+              <w:spacing w:before="40" w:after="40"/>
+              <w:jc w:val="left"/>
+            </w:pPr>
+            <w:r>
+              <w:rPr>
+                <w:rFonts w:ascii="Adani" w:hAnsi="Adani"/>
+                <w:b w:val="0"/>
+                <w:sz w:val="18"/>
+                <w:u w:val="none"/>
+              </w:rPr>
+              <w:t>Additional Director</w:t>
+            </w:r>
+          </w:p>
+        </w:tc>
+        <w:tc>
+          <w:tcPr>
+            <w:tcW w:type="dxa" w:w="1020"/>
+            <w:shd w:val="clear" w:color="auto" w:fill="FFFFFF"/>
+            <w:tcBorders>
+              <w:top w:val="single" w:sz="4" w:space="0" w:color="000000"/>
+              <w:left w:val="single" w:sz="4" w:space="0" w:color="000000"/>
+              <w:bottom w:val="single" w:sz="4" w:space="0" w:color="000000"/>
+              <w:right w:val="single" w:sz="4" w:space="0" w:color="000000"/>
+            </w:tcBorders>
+            <w:vAlign w:val="center"/>
+          </w:tcPr>
+          <w:p>
+            <w:pPr>
+              <w:spacing w:before="40" w:after="40"/>
+              <w:jc w:val="left"/>
+            </w:pPr>
+            <w:r>
+              <w:rPr>
+                <w:rFonts w:ascii="Adani" w:hAnsi="Adani"/>
+                <w:b w:val="0"/>
+                <w:sz w:val="18"/>
+                <w:u w:val="none"/>
+              </w:rPr>
+              <w:t>NIL</w:t>
+            </w:r>
+          </w:p>
+        </w:tc>
+        <w:tc>
+          <w:tcPr>
+            <w:tcW w:type="dxa" w:w="1247"/>
+            <w:shd w:val="clear" w:color="auto" w:fill="FFFFFF"/>
+            <w:tcBorders>
+              <w:top w:val="single" w:sz="4" w:space="0" w:color="000000"/>
+              <w:left w:val="single" w:sz="4" w:space="0" w:color="000000"/>
+              <w:bottom w:val="single" w:sz="4" w:space="0" w:color="000000"/>
+              <w:right w:val="single" w:sz="4" w:space="0" w:color="000000"/>
+            </w:tcBorders>
+            <w:vAlign w:val="center"/>
+          </w:tcPr>
+          <w:p>
+            <w:pPr>
+              <w:spacing w:before="40" w:after="40"/>
+              <w:jc w:val="left"/>
+            </w:pPr>
+            <w:r>
+              <w:rPr>
+                <w:rFonts w:ascii="Adani" w:hAnsi="Adani"/>
+                <w:b w:val="0"/>
+                <w:sz w:val="18"/>
+                <w:u w:val="none"/>
+              </w:rPr>
+              <w:t>19/07/2024</w:t>
+            </w:r>
+          </w:p>
+        </w:tc>
+      </w:tr>
+      <w:tr>
+        <w:tc>
+          <w:tcPr>
+            <w:tcW w:type="dxa" w:w="680"/>
+            <w:shd w:val="clear" w:color="auto" w:fill="FFFFFF"/>
+            <w:tcBorders>
+              <w:top w:val="single" w:sz="4" w:space="0" w:color="000000"/>
+              <w:left w:val="single" w:sz="4" w:space="0" w:color="000000"/>
+              <w:bottom w:val="single" w:sz="4" w:space="0" w:color="000000"/>
+              <w:right w:val="single" w:sz="4" w:space="0" w:color="000000"/>
+            </w:tcBorders>
+            <w:vAlign w:val="center"/>
+          </w:tcPr>
+          <w:p>
+            <w:pPr>
+              <w:spacing w:before="40" w:after="40"/>
+              <w:jc w:val="left"/>
+            </w:pPr>
+            <w:r>
+              <w:rPr>
+                <w:rFonts w:ascii="Adani" w:hAnsi="Adani"/>
+                <w:b w:val="0"/>
+                <w:sz w:val="18"/>
+                <w:u w:val="none"/>
+              </w:rPr>
+              <w:t>11</w:t>
             </w:r>
           </w:p>
         </w:tc>
@@ -1834,7 +1923,7 @@
                 <w:sz w:val="18"/>
                 <w:u w:val="none"/>
               </w:rPr>
-              <w:t>10</w:t>
+              <w:t>12</w:t>
             </w:r>
           </w:p>
         </w:tc>
@@ -1862,149 +1951,7 @@
                 <w:sz w:val="18"/>
                 <w:u w:val="none"/>
               </w:rPr>
-              <w:t>RAIGARH NATURAL RESOURCES LIMITED</w:t>
-            </w:r>
-          </w:p>
-        </w:tc>
-        <w:tc>
-          <w:tcPr>
-            <w:tcW w:type="dxa" w:w="1814"/>
-            <w:shd w:val="clear" w:color="auto" w:fill="FFFFFF"/>
-            <w:tcBorders>
-              <w:top w:val="single" w:sz="4" w:space="0" w:color="000000"/>
-              <w:left w:val="single" w:sz="4" w:space="0" w:color="000000"/>
-              <w:bottom w:val="single" w:sz="4" w:space="0" w:color="000000"/>
-              <w:right w:val="single" w:sz="4" w:space="0" w:color="000000"/>
-            </w:tcBorders>
-            <w:vAlign w:val="center"/>
-          </w:tcPr>
-          <w:p>
-            <w:pPr>
-              <w:spacing w:before="40" w:after="40"/>
-              <w:jc w:val="left"/>
-            </w:pPr>
-            <w:r>
-              <w:rPr>
-                <w:rFonts w:ascii="Adani" w:hAnsi="Adani"/>
-                <w:b w:val="0"/>
-                <w:sz w:val="18"/>
-                <w:u w:val="none"/>
-              </w:rPr>
-              <w:t>Director</w:t>
-            </w:r>
-          </w:p>
-        </w:tc>
-        <w:tc>
-          <w:tcPr>
-            <w:tcW w:type="dxa" w:w="1020"/>
-            <w:shd w:val="clear" w:color="auto" w:fill="FFFFFF"/>
-            <w:tcBorders>
-              <w:top w:val="single" w:sz="4" w:space="0" w:color="000000"/>
-              <w:left w:val="single" w:sz="4" w:space="0" w:color="000000"/>
-              <w:bottom w:val="single" w:sz="4" w:space="0" w:color="000000"/>
-              <w:right w:val="single" w:sz="4" w:space="0" w:color="000000"/>
-            </w:tcBorders>
-            <w:vAlign w:val="center"/>
-          </w:tcPr>
-          <w:p>
-            <w:pPr>
-              <w:spacing w:before="40" w:after="40"/>
-              <w:jc w:val="left"/>
-            </w:pPr>
-            <w:r>
-              <w:rPr>
-                <w:rFonts w:ascii="Adani" w:hAnsi="Adani"/>
-                <w:b w:val="0"/>
-                <w:sz w:val="18"/>
-                <w:u w:val="none"/>
-              </w:rPr>
-              <w:t>NIL</w:t>
-            </w:r>
-          </w:p>
-        </w:tc>
-        <w:tc>
-          <w:tcPr>
-            <w:tcW w:type="dxa" w:w="1247"/>
-            <w:shd w:val="clear" w:color="auto" w:fill="FFFFFF"/>
-            <w:tcBorders>
-              <w:top w:val="single" w:sz="4" w:space="0" w:color="000000"/>
-              <w:left w:val="single" w:sz="4" w:space="0" w:color="000000"/>
-              <w:bottom w:val="single" w:sz="4" w:space="0" w:color="000000"/>
-              <w:right w:val="single" w:sz="4" w:space="0" w:color="000000"/>
-            </w:tcBorders>
-            <w:vAlign w:val="center"/>
-          </w:tcPr>
-          <w:p>
-            <w:pPr>
-              <w:spacing w:before="40" w:after="40"/>
-              <w:jc w:val="left"/>
-            </w:pPr>
-            <w:r>
-              <w:rPr>
-                <w:rFonts w:ascii="Adani" w:hAnsi="Adani"/>
-                <w:b w:val="0"/>
-                <w:sz w:val="18"/>
-                <w:u w:val="none"/>
-              </w:rPr>
-              <w:t>26/08/2022</w:t>
-            </w:r>
-          </w:p>
-        </w:tc>
-      </w:tr>
-      <w:tr>
-        <w:tc>
-          <w:tcPr>
-            <w:tcW w:type="dxa" w:w="680"/>
-            <w:shd w:val="clear" w:color="auto" w:fill="FFFFFF"/>
-            <w:tcBorders>
-              <w:top w:val="single" w:sz="4" w:space="0" w:color="000000"/>
-              <w:left w:val="single" w:sz="4" w:space="0" w:color="000000"/>
-              <w:bottom w:val="single" w:sz="4" w:space="0" w:color="000000"/>
-              <w:right w:val="single" w:sz="4" w:space="0" w:color="000000"/>
-            </w:tcBorders>
-            <w:vAlign w:val="center"/>
-          </w:tcPr>
-          <w:p>
-            <w:pPr>
-              <w:spacing w:before="40" w:after="40"/>
-              <w:jc w:val="left"/>
-            </w:pPr>
-            <w:r>
-              <w:rPr>
-                <w:rFonts w:ascii="Adani" w:hAnsi="Adani"/>
-                <w:b w:val="0"/>
-                <w:sz w:val="18"/>
-                <w:u w:val="none"/>
-              </w:rPr>
-              <w:t>11</w:t>
-            </w:r>
-          </w:p>
-        </w:tc>
-        <w:tc>
-          <w:tcPr>
-            <w:tcW w:type="dxa" w:w="3969"/>
-            <w:shd w:val="clear" w:color="auto" w:fill="FFFFFF"/>
-            <w:tcBorders>
-              <w:top w:val="single" w:sz="4" w:space="0" w:color="000000"/>
-              <w:left w:val="single" w:sz="4" w:space="0" w:color="000000"/>
-              <w:bottom w:val="single" w:sz="4" w:space="0" w:color="000000"/>
-              <w:right w:val="single" w:sz="4" w:space="0" w:color="000000"/>
-            </w:tcBorders>
-            <w:vAlign w:val="center"/>
-          </w:tcPr>
-          <w:p>
-            <w:pPr>
-              <w:spacing w:before="40" w:after="40"/>
-              <w:jc w:val="left"/>
-            </w:pPr>
-            <w:r>
-              <w:rPr>
-                <w:rFonts w:ascii="Adani" w:hAnsi="Adani"/>
-                <w:b w:val="0"/>
-                <w:sz w:val="18"/>
-                <w:u w:val="none"/>
-              </w:rPr>
-              <w:t>ADANI MINING LIMITED</w:t>
+              <w:t>VINDHYA MINES AND MINERALS LIMITED</w:t>
             </w:r>
           </w:p>
         </w:tc>
@@ -2118,148 +2065,6 @@
                 <w:sz w:val="18"/>
                 <w:u w:val="none"/>
               </w:rPr>
-              <w:t>12</w:t>
-            </w:r>
-          </w:p>
-        </w:tc>
-        <w:tc>
-          <w:tcPr>
-            <w:tcW w:type="dxa" w:w="3969"/>
-            <w:shd w:val="clear" w:color="auto" w:fill="FFFFFF"/>
-            <w:tcBorders>
-              <w:top w:val="single" w:sz="4" w:space="0" w:color="000000"/>
-              <w:left w:val="single" w:sz="4" w:space="0" w:color="000000"/>
-              <w:bottom w:val="single" w:sz="4" w:space="0" w:color="000000"/>
-              <w:right w:val="single" w:sz="4" w:space="0" w:color="000000"/>
-            </w:tcBorders>
-            <w:vAlign w:val="center"/>
-          </w:tcPr>
-          <w:p>
-            <w:pPr>
-              <w:spacing w:before="40" w:after="40"/>
-              <w:jc w:val="left"/>
-            </w:pPr>
-            <w:r>
-              <w:rPr>
-                <w:rFonts w:ascii="Adani" w:hAnsi="Adani"/>
-                <w:b w:val="0"/>
-                <w:sz w:val="18"/>
-                <w:u w:val="none"/>
-              </w:rPr>
-              <w:t>MINING TECH CONSULTANCY SERVICES LIMITED</w:t>
-            </w:r>
-          </w:p>
-        </w:tc>
-        <w:tc>
-          <w:tcPr>
-            <w:tcW w:type="dxa" w:w="1814"/>
-            <w:shd w:val="clear" w:color="auto" w:fill="FFFFFF"/>
-            <w:tcBorders>
-              <w:top w:val="single" w:sz="4" w:space="0" w:color="000000"/>
-              <w:left w:val="single" w:sz="4" w:space="0" w:color="000000"/>
-              <w:bottom w:val="single" w:sz="4" w:space="0" w:color="000000"/>
-              <w:right w:val="single" w:sz="4" w:space="0" w:color="000000"/>
-            </w:tcBorders>
-            <w:vAlign w:val="center"/>
-          </w:tcPr>
-          <w:p>
-            <w:pPr>
-              <w:spacing w:before="40" w:after="40"/>
-              <w:jc w:val="left"/>
-            </w:pPr>
-            <w:r>
-              <w:rPr>
-                <w:rFonts w:ascii="Adani" w:hAnsi="Adani"/>
-                <w:b w:val="0"/>
-                <w:sz w:val="18"/>
-                <w:u w:val="none"/>
-              </w:rPr>
-              <w:t>Director</w:t>
-            </w:r>
-          </w:p>
-        </w:tc>
-        <w:tc>
-          <w:tcPr>
-            <w:tcW w:type="dxa" w:w="1020"/>
-            <w:shd w:val="clear" w:color="auto" w:fill="FFFFFF"/>
-            <w:tcBorders>
-              <w:top w:val="single" w:sz="4" w:space="0" w:color="000000"/>
-              <w:left w:val="single" w:sz="4" w:space="0" w:color="000000"/>
-              <w:bottom w:val="single" w:sz="4" w:space="0" w:color="000000"/>
-              <w:right w:val="single" w:sz="4" w:space="0" w:color="000000"/>
-            </w:tcBorders>
-            <w:vAlign w:val="center"/>
-          </w:tcPr>
-          <w:p>
-            <w:pPr>
-              <w:spacing w:before="40" w:after="40"/>
-              <w:jc w:val="left"/>
-            </w:pPr>
-            <w:r>
-              <w:rPr>
-                <w:rFonts w:ascii="Adani" w:hAnsi="Adani"/>
-                <w:b w:val="0"/>
-                <w:sz w:val="18"/>
-                <w:u w:val="none"/>
-              </w:rPr>
-              <w:t>NIL</w:t>
-            </w:r>
-          </w:p>
-        </w:tc>
-        <w:tc>
-          <w:tcPr>
-            <w:tcW w:type="dxa" w:w="1247"/>
-            <w:shd w:val="clear" w:color="auto" w:fill="FFFFFF"/>
-            <w:tcBorders>
-              <w:top w:val="single" w:sz="4" w:space="0" w:color="000000"/>
-              <w:left w:val="single" w:sz="4" w:space="0" w:color="000000"/>
-              <w:bottom w:val="single" w:sz="4" w:space="0" w:color="000000"/>
-              <w:right w:val="single" w:sz="4" w:space="0" w:color="000000"/>
-            </w:tcBorders>
-            <w:vAlign w:val="center"/>
-          </w:tcPr>
-          <w:p>
-            <w:pPr>
-              <w:spacing w:before="40" w:after="40"/>
-              <w:jc w:val="left"/>
-            </w:pPr>
-            <w:r>
-              <w:rPr>
-                <w:rFonts w:ascii="Adani" w:hAnsi="Adani"/>
-                <w:b w:val="0"/>
-                <w:sz w:val="18"/>
-                <w:u w:val="none"/>
-              </w:rPr>
-              <w:t>13/06/2022</w:t>
-            </w:r>
-          </w:p>
-        </w:tc>
-      </w:tr>
-      <w:tr>
-        <w:tc>
-          <w:tcPr>
-            <w:tcW w:type="dxa" w:w="680"/>
-            <w:shd w:val="clear" w:color="auto" w:fill="FFFFFF"/>
-            <w:tcBorders>
-              <w:top w:val="single" w:sz="4" w:space="0" w:color="000000"/>
-              <w:left w:val="single" w:sz="4" w:space="0" w:color="000000"/>
-              <w:bottom w:val="single" w:sz="4" w:space="0" w:color="000000"/>
-              <w:right w:val="single" w:sz="4" w:space="0" w:color="000000"/>
-            </w:tcBorders>
-            <w:vAlign w:val="center"/>
-          </w:tcPr>
-          <w:p>
-            <w:pPr>
-              <w:spacing w:before="40" w:after="40"/>
-              <w:jc w:val="left"/>
-            </w:pPr>
-            <w:r>
-              <w:rPr>
-                <w:rFonts w:ascii="Adani" w:hAnsi="Adani"/>
-                <w:b w:val="0"/>
-                <w:sz w:val="18"/>
-                <w:u w:val="none"/>
-              </w:rPr>
               <w:t>13</w:t>
             </w:r>
           </w:p>
@@ -2288,7 +2093,7 @@
                 <w:sz w:val="18"/>
                 <w:u w:val="none"/>
               </w:rPr>
-              <w:t>SOMPURI INFRASTRUCTURES PRIVATE LIMITED</w:t>
+              <w:t>NILADRI MINERALS PRIVATE LIMITED</w:t>
             </w:r>
           </w:p>
         </w:tc>
@@ -2430,7 +2235,7 @@
                 <w:sz w:val="18"/>
                 <w:u w:val="none"/>
               </w:rPr>
-              <w:t>KURMITAR IRON ORE MINING LIMITED</w:t>
+              <w:t>INDRAVATI PROJECTS PRIVATE LIMITED</w:t>
             </w:r>
           </w:p>
         </w:tc>
@@ -2514,7 +2319,7 @@
                 <w:sz w:val="18"/>
                 <w:u w:val="none"/>
               </w:rPr>
-              <w:t>01/02/2022</w:t>
+              <w:t>23/05/2022</w:t>
             </w:r>
           </w:p>
         </w:tc>
@@ -2751,7 +2556,7 @@
                 <w:sz w:val="18"/>
                 <w:u w:val="none"/>
               </w:rPr>
-              <w:t>Date:   07th May, 2026</w:t>
+              <w:t>Date:   15th May, 2026</w:t>
             </w:r>
           </w:p>
         </w:tc>
@@ -3017,174 +2822,441 @@
         <w:t>:</w:t>
       </w:r>
     </w:p>
-    <w:p>
-      <w:pPr>
-        <w:pStyle w:val="ListNumber"/>
-        <w:spacing w:before="0" w:after="40"/>
-        <w:ind w:left="720"/>
-      </w:pPr>
-      <w:r>
-        <w:rPr>
-          <w:rFonts w:ascii="Adani" w:hAnsi="Adani"/>
-          <w:b w:val="0"/>
-          <w:sz w:val="20"/>
-          <w:u w:val="none"/>
-        </w:rPr>
-        <w:t>Father</w:t>
-        <w:tab/>
-        <w:tab/>
-        <w:t>:</w:t>
-        <w:tab/>
-        <w:t>NIL</w:t>
-      </w:r>
-    </w:p>
-    <w:p>
-      <w:pPr>
-        <w:pStyle w:val="ListNumber"/>
-        <w:spacing w:before="0" w:after="40"/>
-        <w:ind w:left="720"/>
-      </w:pPr>
-      <w:r>
-        <w:rPr>
-          <w:rFonts w:ascii="Adani" w:hAnsi="Adani"/>
-          <w:b w:val="0"/>
-          <w:sz w:val="20"/>
-          <w:u w:val="none"/>
-        </w:rPr>
-        <w:t>Mother</w:t>
-        <w:tab/>
-        <w:tab/>
-        <w:t>:</w:t>
-        <w:tab/>
-        <w:t>NIL</w:t>
-      </w:r>
-    </w:p>
-    <w:p>
-      <w:pPr>
-        <w:pStyle w:val="ListNumber"/>
-        <w:spacing w:before="0" w:after="40"/>
-        <w:ind w:left="720"/>
-      </w:pPr>
-      <w:r>
-        <w:rPr>
-          <w:rFonts w:ascii="Adani" w:hAnsi="Adani"/>
-          <w:b w:val="0"/>
-          <w:sz w:val="20"/>
-          <w:u w:val="none"/>
-        </w:rPr>
-        <w:t>Son</w:t>
-        <w:tab/>
-        <w:tab/>
-        <w:t>:</w:t>
-        <w:tab/>
-        <w:t>NIL</w:t>
-      </w:r>
-    </w:p>
-    <w:p>
-      <w:pPr>
-        <w:pStyle w:val="ListNumber"/>
-        <w:spacing w:before="0" w:after="40"/>
-        <w:ind w:left="720"/>
-      </w:pPr>
-      <w:r>
-        <w:rPr>
-          <w:rFonts w:ascii="Adani" w:hAnsi="Adani"/>
-          <w:b w:val="0"/>
-          <w:sz w:val="20"/>
-          <w:u w:val="none"/>
-        </w:rPr>
-        <w:t>Son's Wife</w:t>
-        <w:tab/>
-        <w:tab/>
-        <w:t>:</w:t>
-        <w:tab/>
-        <w:t>NIL</w:t>
-      </w:r>
-    </w:p>
-    <w:p>
-      <w:pPr>
-        <w:pStyle w:val="ListNumber"/>
-        <w:spacing w:before="0" w:after="40"/>
-        <w:ind w:left="720"/>
-      </w:pPr>
-      <w:r>
-        <w:rPr>
-          <w:rFonts w:ascii="Adani" w:hAnsi="Adani"/>
-          <w:b w:val="0"/>
-          <w:sz w:val="20"/>
-          <w:u w:val="none"/>
-        </w:rPr>
-        <w:t>Daughter</w:t>
-        <w:tab/>
-        <w:tab/>
-        <w:t>:</w:t>
-        <w:tab/>
-        <w:t>NIL</w:t>
-      </w:r>
-    </w:p>
-    <w:p>
-      <w:pPr>
-        <w:pStyle w:val="ListNumber"/>
-        <w:spacing w:before="0" w:after="40"/>
-        <w:ind w:left="720"/>
-      </w:pPr>
-      <w:r>
-        <w:rPr>
-          <w:rFonts w:ascii="Adani" w:hAnsi="Adani"/>
-          <w:b w:val="0"/>
-          <w:sz w:val="20"/>
-          <w:u w:val="none"/>
-        </w:rPr>
-        <w:t>Daughter's Husband</w:t>
-        <w:tab/>
-        <w:tab/>
-        <w:t>:</w:t>
-        <w:tab/>
-        <w:t>NIL</w:t>
-      </w:r>
-    </w:p>
-    <w:p>
-      <w:pPr>
-        <w:pStyle w:val="ListNumber"/>
-        <w:spacing w:before="0" w:after="40"/>
-        <w:ind w:left="720"/>
-      </w:pPr>
-      <w:r>
-        <w:rPr>
-          <w:rFonts w:ascii="Adani" w:hAnsi="Adani"/>
-          <w:b w:val="0"/>
-          <w:sz w:val="20"/>
-          <w:u w:val="none"/>
-        </w:rPr>
-        <w:t>Brother</w:t>
-        <w:tab/>
-        <w:tab/>
-        <w:t>:</w:t>
-        <w:tab/>
-        <w:t>NIL</w:t>
-      </w:r>
-    </w:p>
-    <w:p>
-      <w:pPr>
-        <w:pStyle w:val="ListNumber"/>
-        <w:spacing w:before="0" w:after="40"/>
-        <w:ind w:left="720"/>
-      </w:pPr>
-      <w:r>
-        <w:rPr>
-          <w:rFonts w:ascii="Adani" w:hAnsi="Adani"/>
-          <w:b w:val="0"/>
-          <w:sz w:val="20"/>
-          <w:u w:val="none"/>
-        </w:rPr>
-        <w:t>Sister</w:t>
-        <w:tab/>
-        <w:tab/>
-        <w:t>:</w:t>
-        <w:tab/>
-        <w:t>NIL</w:t>
-      </w:r>
-    </w:p>
+    <w:tbl>
+      <w:tblPr>
+        <w:tblW w:type="auto" w:w="0"/>
+        <w:jc w:val="left"/>
+        <w:tblLook w:firstColumn="1" w:firstRow="1" w:lastColumn="0" w:lastRow="0" w:noHBand="0" w:noVBand="1" w:val="04A0"/>
+      </w:tblPr>
+      <w:tblGrid>
+        <w:gridCol w:w="4536"/>
+        <w:gridCol w:w="4536"/>
+      </w:tblGrid>
+      <w:tr>
+        <w:tc>
+          <w:tcPr>
+            <w:tcW w:type="dxa" w:w="4536"/>
+            <w:tcBorders>
+              <w:top w:val="none"/>
+              <w:bottom w:val="none"/>
+              <w:left w:val="none"/>
+              <w:right w:val="none"/>
+            </w:tcBorders>
+          </w:tcPr>
+          <w:p>
+            <w:pPr>
+              <w:ind w:left="720"/>
+            </w:pPr>
+            <w:r>
+              <w:rPr>
+                <w:rFonts w:ascii="Adani" w:hAnsi="Adani"/>
+                <w:b w:val="0"/>
+                <w:sz w:val="20"/>
+                <w:u w:val="none"/>
+              </w:rPr>
+              <w:t>1.</w:t>
+              <w:tab/>
+              <w:t>Father</w:t>
+              <w:tab/>
+              <w:t>:</w:t>
+            </w:r>
+          </w:p>
+        </w:tc>
+        <w:tc>
+          <w:tcPr>
+            <w:tcW w:type="dxa" w:w="4536"/>
+            <w:tcBorders>
+              <w:top w:val="none"/>
+              <w:bottom w:val="none"/>
+              <w:left w:val="none"/>
+              <w:right w:val="none"/>
+            </w:tcBorders>
+          </w:tcPr>
+          <w:p>
+            <w:r>
+              <w:rPr>
+                <w:rFonts w:ascii="Adani" w:hAnsi="Adani"/>
+                <w:b w:val="0"/>
+                <w:sz w:val="20"/>
+                <w:u w:val="none"/>
+              </w:rPr>
+              <w:t>NIL</w:t>
+            </w:r>
+          </w:p>
+        </w:tc>
+      </w:tr>
+      <w:tr>
+        <w:tc>
+          <w:tcPr>
+            <w:tcW w:type="dxa" w:w="4536"/>
+            <w:tcBorders>
+              <w:top w:val="none"/>
+              <w:bottom w:val="none"/>
+              <w:left w:val="none"/>
+              <w:right w:val="none"/>
+            </w:tcBorders>
+          </w:tcPr>
+          <w:p>
+            <w:pPr>
+              <w:ind w:left="720"/>
+            </w:pPr>
+            <w:r>
+              <w:rPr>
+                <w:rFonts w:ascii="Adani" w:hAnsi="Adani"/>
+                <w:b w:val="0"/>
+                <w:sz w:val="20"/>
+                <w:u w:val="none"/>
+              </w:rPr>
+              <w:t>2.</w:t>
+              <w:tab/>
+              <w:t>Mother</w:t>
+              <w:tab/>
+              <w:t>:</w:t>
+            </w:r>
+          </w:p>
+        </w:tc>
+        <w:tc>
+          <w:tcPr>
+            <w:tcW w:type="dxa" w:w="4536"/>
+            <w:tcBorders>
+              <w:top w:val="none"/>
+              <w:bottom w:val="none"/>
+              <w:left w:val="none"/>
+              <w:right w:val="none"/>
+            </w:tcBorders>
+          </w:tcPr>
+          <w:p>
+            <w:r>
+              <w:rPr>
+                <w:rFonts w:ascii="Adani" w:hAnsi="Adani"/>
+                <w:b w:val="0"/>
+                <w:sz w:val="20"/>
+                <w:u w:val="none"/>
+              </w:rPr>
+              <w:t>NIL</w:t>
+            </w:r>
+          </w:p>
+        </w:tc>
+      </w:tr>
+      <w:tr>
+        <w:tc>
+          <w:tcPr>
+            <w:tcW w:type="dxa" w:w="4536"/>
+            <w:tcBorders>
+              <w:top w:val="none"/>
+              <w:bottom w:val="none"/>
+              <w:left w:val="none"/>
+              <w:right w:val="none"/>
+            </w:tcBorders>
+          </w:tcPr>
+          <w:p>
+            <w:pPr>
+              <w:ind w:left="720"/>
+            </w:pPr>
+            <w:r>
+              <w:rPr>
+                <w:rFonts w:ascii="Adani" w:hAnsi="Adani"/>
+                <w:b w:val="0"/>
+                <w:sz w:val="20"/>
+                <w:u w:val="none"/>
+              </w:rPr>
+              <w:t>3.</w:t>
+              <w:tab/>
+              <w:t>Son</w:t>
+              <w:tab/>
+              <w:t>:</w:t>
+            </w:r>
+          </w:p>
+        </w:tc>
+        <w:tc>
+          <w:tcPr>
+            <w:tcW w:type="dxa" w:w="4536"/>
+            <w:tcBorders>
+              <w:top w:val="none"/>
+              <w:bottom w:val="none"/>
+              <w:left w:val="none"/>
+              <w:right w:val="none"/>
+            </w:tcBorders>
+          </w:tcPr>
+          <w:p>
+            <w:r>
+              <w:rPr>
+                <w:rFonts w:ascii="Adani" w:hAnsi="Adani"/>
+                <w:b w:val="0"/>
+                <w:sz w:val="20"/>
+                <w:u w:val="none"/>
+              </w:rPr>
+              <w:t>NIL</w:t>
+            </w:r>
+          </w:p>
+        </w:tc>
+      </w:tr>
+      <w:tr>
+        <w:tc>
+          <w:tcPr>
+            <w:tcW w:type="dxa" w:w="4536"/>
+            <w:tcBorders>
+              <w:top w:val="none"/>
+              <w:bottom w:val="none"/>
+              <w:left w:val="none"/>
+              <w:right w:val="none"/>
+            </w:tcBorders>
+          </w:tcPr>
+          <w:p>
+            <w:pPr>
+              <w:ind w:left="720"/>
+            </w:pPr>
+            <w:r>
+              <w:rPr>
+                <w:rFonts w:ascii="Adani" w:hAnsi="Adani"/>
+                <w:b w:val="0"/>
+                <w:sz w:val="20"/>
+                <w:u w:val="none"/>
+              </w:rPr>
+              <w:t>4.</w:t>
+              <w:tab/>
+              <w:t>Son's Wife</w:t>
+              <w:tab/>
+              <w:t>:</w:t>
+            </w:r>
+          </w:p>
+        </w:tc>
+        <w:tc>
+          <w:tcPr>
+            <w:tcW w:type="dxa" w:w="4536"/>
+            <w:tcBorders>
+              <w:top w:val="none"/>
+              <w:bottom w:val="none"/>
+              <w:left w:val="none"/>
+              <w:right w:val="none"/>
+            </w:tcBorders>
+          </w:tcPr>
+          <w:p>
+            <w:r>
+              <w:rPr>
+                <w:rFonts w:ascii="Adani" w:hAnsi="Adani"/>
+                <w:b w:val="0"/>
+                <w:sz w:val="20"/>
+                <w:u w:val="none"/>
+              </w:rPr>
+              <w:t>NIL</w:t>
+            </w:r>
+          </w:p>
+        </w:tc>
+      </w:tr>
+      <w:tr>
+        <w:tc>
+          <w:tcPr>
+            <w:tcW w:type="dxa" w:w="4536"/>
+            <w:tcBorders>
+              <w:top w:val="none"/>
+              <w:bottom w:val="none"/>
+              <w:left w:val="none"/>
+              <w:right w:val="none"/>
+            </w:tcBorders>
+          </w:tcPr>
+          <w:p>
+            <w:pPr>
+              <w:ind w:left="720"/>
+            </w:pPr>
+            <w:r>
+              <w:rPr>
+                <w:rFonts w:ascii="Adani" w:hAnsi="Adani"/>
+                <w:b w:val="0"/>
+                <w:sz w:val="20"/>
+                <w:u w:val="none"/>
+              </w:rPr>
+              <w:t>5.</w:t>
+              <w:tab/>
+              <w:t>Daughter</w:t>
+              <w:tab/>
+              <w:t>:</w:t>
+            </w:r>
+          </w:p>
+        </w:tc>
+        <w:tc>
+          <w:tcPr>
+            <w:tcW w:type="dxa" w:w="4536"/>
+            <w:tcBorders>
+              <w:top w:val="none"/>
+              <w:bottom w:val="none"/>
+              <w:left w:val="none"/>
+              <w:right w:val="none"/>
+            </w:tcBorders>
+          </w:tcPr>
+          <w:p>
+            <w:r>
+              <w:rPr>
+                <w:rFonts w:ascii="Adani" w:hAnsi="Adani"/>
+                <w:b w:val="0"/>
+                <w:sz w:val="20"/>
+                <w:u w:val="none"/>
+              </w:rPr>
+              <w:t>NIL</w:t>
+            </w:r>
+          </w:p>
+        </w:tc>
+      </w:tr>
+      <w:tr>
+        <w:tc>
+          <w:tcPr>
+            <w:tcW w:type="dxa" w:w="4536"/>
+            <w:tcBorders>
+              <w:top w:val="none"/>
+              <w:bottom w:val="none"/>
+              <w:left w:val="none"/>
+              <w:right w:val="none"/>
+            </w:tcBorders>
+          </w:tcPr>
+          <w:p>
+            <w:pPr>
+              <w:ind w:left="720"/>
+            </w:pPr>
+            <w:r>
+              <w:rPr>
+                <w:rFonts w:ascii="Adani" w:hAnsi="Adani"/>
+                <w:b w:val="0"/>
+                <w:sz w:val="20"/>
+                <w:u w:val="none"/>
+              </w:rPr>
+              <w:t>6.</w:t>
+              <w:tab/>
+              <w:t>Daughter's Husband</w:t>
+              <w:tab/>
+              <w:t>:</w:t>
+            </w:r>
+          </w:p>
+        </w:tc>
+        <w:tc>
+          <w:tcPr>
+            <w:tcW w:type="dxa" w:w="4536"/>
+            <w:tcBorders>
+              <w:top w:val="none"/>
+              <w:bottom w:val="none"/>
+              <w:left w:val="none"/>
+              <w:right w:val="none"/>
+            </w:tcBorders>
+          </w:tcPr>
+          <w:p>
+            <w:r>
+              <w:rPr>
+                <w:rFonts w:ascii="Adani" w:hAnsi="Adani"/>
+                <w:b w:val="0"/>
+                <w:sz w:val="20"/>
+                <w:u w:val="none"/>
+              </w:rPr>
+              <w:t>NIL</w:t>
+            </w:r>
+          </w:p>
+        </w:tc>
+      </w:tr>
+      <w:tr>
+        <w:tc>
+          <w:tcPr>
+            <w:tcW w:type="dxa" w:w="4536"/>
+            <w:tcBorders>
+              <w:top w:val="none"/>
+              <w:bottom w:val="none"/>
+              <w:left w:val="none"/>
+              <w:right w:val="none"/>
+            </w:tcBorders>
+          </w:tcPr>
+          <w:p>
+            <w:pPr>
+              <w:ind w:left="720"/>
+            </w:pPr>
+            <w:r>
+              <w:rPr>
+                <w:rFonts w:ascii="Adani" w:hAnsi="Adani"/>
+                <w:b w:val="0"/>
+                <w:sz w:val="20"/>
+                <w:u w:val="none"/>
+              </w:rPr>
+              <w:t>7.</w:t>
+              <w:tab/>
+              <w:t>Brother</w:t>
+              <w:tab/>
+              <w:t>:</w:t>
+            </w:r>
+          </w:p>
+        </w:tc>
+        <w:tc>
+          <w:tcPr>
+            <w:tcW w:type="dxa" w:w="4536"/>
+            <w:tcBorders>
+              <w:top w:val="none"/>
+              <w:bottom w:val="none"/>
+              <w:left w:val="none"/>
+              <w:right w:val="none"/>
+            </w:tcBorders>
+          </w:tcPr>
+          <w:p>
+            <w:r>
+              <w:rPr>
+                <w:rFonts w:ascii="Adani" w:hAnsi="Adani"/>
+                <w:b w:val="0"/>
+                <w:sz w:val="20"/>
+                <w:u w:val="none"/>
+              </w:rPr>
+              <w:t>NIL</w:t>
+            </w:r>
+          </w:p>
+        </w:tc>
+      </w:tr>
+      <w:tr>
+        <w:tc>
+          <w:tcPr>
+            <w:tcW w:type="dxa" w:w="4536"/>
+            <w:tcBorders>
+              <w:top w:val="none"/>
+              <w:bottom w:val="none"/>
+              <w:left w:val="none"/>
+              <w:right w:val="none"/>
+            </w:tcBorders>
+          </w:tcPr>
+          <w:p>
+            <w:pPr>
+              <w:ind w:left="720"/>
+            </w:pPr>
+            <w:r>
+              <w:rPr>
+                <w:rFonts w:ascii="Adani" w:hAnsi="Adani"/>
+                <w:b w:val="0"/>
+                <w:sz w:val="20"/>
+                <w:u w:val="none"/>
+              </w:rPr>
+              <w:t>8.</w:t>
+              <w:tab/>
+              <w:t>Sister</w:t>
+              <w:tab/>
+              <w:t>:</w:t>
+            </w:r>
+          </w:p>
+        </w:tc>
+        <w:tc>
+          <w:tcPr>
+            <w:tcW w:type="dxa" w:w="4536"/>
+            <w:tcBorders>
+              <w:top w:val="none"/>
+              <w:bottom w:val="none"/>
+              <w:left w:val="none"/>
+              <w:right w:val="none"/>
+            </w:tcBorders>
+          </w:tcPr>
+          <w:p>
+            <w:r>
+              <w:rPr>
+                <w:rFonts w:ascii="Adani" w:hAnsi="Adani"/>
+                <w:b w:val="0"/>
+                <w:sz w:val="20"/>
+                <w:u w:val="none"/>
+              </w:rPr>
+              <w:t>NIL</w:t>
+            </w:r>
+          </w:p>
+        </w:tc>
+      </w:tr>
+    </w:tbl>
     <w:p/>
     <w:p>
       <w:pPr>
@@ -3521,7 +3593,7 @@
                 <w:sz w:val="18"/>
                 <w:u w:val="none"/>
               </w:rPr>
-              <w:t>Date:   07th May, 2026</w:t>
+              <w:t>Date:   15th May, 2026</w:t>
             </w:r>
           </w:p>
         </w:tc>
@@ -3682,7 +3754,7 @@
           <w:sz w:val="20"/>
           <w:u w:val="none"/>
         </w:rPr>
-        <w:t>07th May, 2026</w:t>
+        <w:t>15th May, 2026</w:t>
       </w:r>
     </w:p>
     <w:p>
@@ -3713,6 +3785,21 @@
           <w:u w:val="none"/>
         </w:rPr>
         <w:t>The Board of Directors of</w:t>
+      </w:r>
+    </w:p>
+    <w:p>
+      <w:pPr>
+        <w:spacing w:before="0" w:after="20"/>
+        <w:jc w:val="left"/>
+      </w:pPr>
+      <w:r>
+        <w:rPr>
+          <w:rFonts w:ascii="Adani" w:hAnsi="Adani"/>
+          <w:b/>
+          <w:sz w:val="20"/>
+          <w:u w:val="none"/>
+        </w:rPr>
+        <w:t>NRC LIMITED</w:t>
       </w:r>
     </w:p>
     <w:p>
@@ -3847,6 +3934,21 @@
           <w:sz w:val="20"/>
           <w:u w:val="none"/>
         </w:rPr>
+        <w:t>STRATATECH MINERAL RESOURCES PRIVATE LIMITED</w:t>
+      </w:r>
+    </w:p>
+    <w:p>
+      <w:pPr>
+        <w:spacing w:before="0" w:after="20"/>
+        <w:jc w:val="left"/>
+      </w:pPr>
+      <w:r>
+        <w:rPr>
+          <w:rFonts w:ascii="Adani" w:hAnsi="Adani"/>
+          <w:b/>
+          <w:sz w:val="20"/>
+          <w:u w:val="none"/>
+        </w:rPr>
         <w:t>PELMA COLLIERIES LIMITED</w:t>
       </w:r>
     </w:p>
@@ -3862,7 +3964,7 @@
           <w:sz w:val="20"/>
           <w:u w:val="none"/>
         </w:rPr>
-        <w:t>RAIGARH NATURAL RESOURCES LIMITED</w:t>
+        <w:t>VINDHYA MINES AND MINERALS LIMITED</w:t>
       </w:r>
     </w:p>
     <w:p>
@@ -3877,7 +3979,7 @@
           <w:sz w:val="20"/>
           <w:u w:val="none"/>
         </w:rPr>
-        <w:t>ADANI MINING LIMITED</w:t>
+        <w:t>NILADRI MINERALS PRIVATE LIMITED</w:t>
       </w:r>
     </w:p>
     <w:p>
@@ -3892,37 +3994,7 @@
           <w:sz w:val="20"/>
           <w:u w:val="none"/>
         </w:rPr>
-        <w:t>MINING TECH CONSULTANCY SERVICES LIMITED</w:t>
-      </w:r>
-    </w:p>
-    <w:p>
-      <w:pPr>
-        <w:spacing w:before="0" w:after="20"/>
-        <w:jc w:val="left"/>
-      </w:pPr>
-      <w:r>
-        <w:rPr>
-          <w:rFonts w:ascii="Adani" w:hAnsi="Adani"/>
-          <w:b/>
-          <w:sz w:val="20"/>
-          <w:u w:val="none"/>
-        </w:rPr>
-        <w:t>SOMPURI INFRASTRUCTURES PRIVATE LIMITED</w:t>
-      </w:r>
-    </w:p>
-    <w:p>
-      <w:pPr>
-        <w:spacing w:before="0" w:after="20"/>
-        <w:jc w:val="left"/>
-      </w:pPr>
-      <w:r>
-        <w:rPr>
-          <w:rFonts w:ascii="Adani" w:hAnsi="Adani"/>
-          <w:b/>
-          <w:sz w:val="20"/>
-          <w:u w:val="none"/>
-        </w:rPr>
-        <w:t>KURMITAR IRON ORE MINING LIMITED</w:t>
+        <w:t>INDRAVATI PROJECTS PRIVATE LIMITED</w:t>
       </w:r>
     </w:p>
     <w:p/>
@@ -3969,6 +4041,21 @@
           <w:u w:val="none"/>
         </w:rPr>
         <w:t>(A) Public Limited Companies:</w:t>
+      </w:r>
+    </w:p>
+    <w:p>
+      <w:pPr>
+        <w:spacing w:before="0" w:after="20"/>
+        <w:jc w:val="left"/>
+      </w:pPr>
+      <w:r>
+        <w:rPr>
+          <w:rFonts w:ascii="Adani" w:hAnsi="Adani"/>
+          <w:b w:val="0"/>
+          <w:sz w:val="20"/>
+          <w:u w:val="none"/>
+        </w:rPr>
+        <w:t>NRC LIMITED</w:t>
       </w:r>
     </w:p>
     <w:p>
@@ -4103,52 +4190,7 @@
           <w:sz w:val="20"/>
           <w:u w:val="none"/>
         </w:rPr>
-        <w:t>RAIGARH NATURAL RESOURCES LIMITED</w:t>
-      </w:r>
-    </w:p>
-    <w:p>
-      <w:pPr>
-        <w:spacing w:before="0" w:after="20"/>
-        <w:jc w:val="left"/>
-      </w:pPr>
-      <w:r>
-        <w:rPr>
-          <w:rFonts w:ascii="Adani" w:hAnsi="Adani"/>
-          <w:b w:val="0"/>
-          <w:sz w:val="20"/>
-          <w:u w:val="none"/>
-        </w:rPr>
-        <w:t>ADANI MINING LIMITED</w:t>
-      </w:r>
-    </w:p>
-    <w:p>
-      <w:pPr>
-        <w:spacing w:before="0" w:after="20"/>
-        <w:jc w:val="left"/>
-      </w:pPr>
-      <w:r>
-        <w:rPr>
-          <w:rFonts w:ascii="Adani" w:hAnsi="Adani"/>
-          <w:b w:val="0"/>
-          <w:sz w:val="20"/>
-          <w:u w:val="none"/>
-        </w:rPr>
-        <w:t>MINING TECH CONSULTANCY SERVICES LIMITED</w:t>
-      </w:r>
-    </w:p>
-    <w:p>
-      <w:pPr>
-        <w:spacing w:before="0" w:after="20"/>
-        <w:jc w:val="left"/>
-      </w:pPr>
-      <w:r>
-        <w:rPr>
-          <w:rFonts w:ascii="Adani" w:hAnsi="Adani"/>
-          <w:b w:val="0"/>
-          <w:sz w:val="20"/>
-          <w:u w:val="none"/>
-        </w:rPr>
-        <w:t>KURMITAR IRON ORE MINING LIMITED</w:t>
+        <w:t>VINDHYA MINES AND MINERALS LIMITED</w:t>
       </w:r>
     </w:p>
     <w:p/>
@@ -4228,7 +4270,37 @@
           <w:sz w:val="20"/>
           <w:u w:val="none"/>
         </w:rPr>
-        <w:t>SOMPURI INFRASTRUCTURES PRIVATE LIMITED</w:t>
+        <w:t>STRATATECH MINERAL RESOURCES PRIVATE LIMITED</w:t>
+      </w:r>
+    </w:p>
+    <w:p>
+      <w:pPr>
+        <w:spacing w:before="0" w:after="20"/>
+        <w:jc w:val="left"/>
+      </w:pPr>
+      <w:r>
+        <w:rPr>
+          <w:rFonts w:ascii="Adani" w:hAnsi="Adani"/>
+          <w:b w:val="0"/>
+          <w:sz w:val="20"/>
+          <w:u w:val="none"/>
+        </w:rPr>
+        <w:t>NILADRI MINERALS PRIVATE LIMITED</w:t>
+      </w:r>
+    </w:p>
+    <w:p>
+      <w:pPr>
+        <w:spacing w:before="0" w:after="20"/>
+        <w:jc w:val="left"/>
+      </w:pPr>
+      <w:r>
+        <w:rPr>
+          <w:rFonts w:ascii="Adani" w:hAnsi="Adani"/>
+          <w:b w:val="0"/>
+          <w:sz w:val="20"/>
+          <w:u w:val="none"/>
+        </w:rPr>
+        <w:t>INDRAVATI PROJECTS PRIVATE LIMITED</w:t>
       </w:r>
     </w:p>
     <w:p/>
@@ -5130,6 +5202,120 @@
                 <w:u w:val="none"/>
               </w:rPr>
               <w:t>Appointment Date</w:t>
+            </w:r>
+          </w:p>
+        </w:tc>
+      </w:tr>
+      <w:tr>
+        <w:tc>
+          <w:tcPr>
+            <w:tcW w:type="dxa" w:w="2268"/>
+            <w:shd w:val="clear" w:color="auto" w:fill="FFFFFF"/>
+            <w:tcBorders>
+              <w:top w:val="single" w:sz="4" w:space="0" w:color="000000"/>
+              <w:left w:val="single" w:sz="4" w:space="0" w:color="000000"/>
+              <w:bottom w:val="single" w:sz="4" w:space="0" w:color="000000"/>
+              <w:right w:val="single" w:sz="4" w:space="0" w:color="000000"/>
+            </w:tcBorders>
+            <w:vAlign w:val="center"/>
+          </w:tcPr>
+          <w:p>
+            <w:pPr>
+              <w:spacing w:before="40" w:after="40"/>
+              <w:jc w:val="left"/>
+            </w:pPr>
+            <w:r>
+              <w:rPr>
+                <w:rFonts w:ascii="Adani" w:hAnsi="Adani"/>
+                <w:b w:val="0"/>
+                <w:sz w:val="18"/>
+                <w:u w:val="none"/>
+              </w:rPr>
+              <w:t>U52100MH1946PLC005227</w:t>
+            </w:r>
+          </w:p>
+        </w:tc>
+        <w:tc>
+          <w:tcPr>
+            <w:tcW w:type="dxa" w:w="4252"/>
+            <w:shd w:val="clear" w:color="auto" w:fill="FFFFFF"/>
+            <w:tcBorders>
+              <w:top w:val="single" w:sz="4" w:space="0" w:color="000000"/>
+              <w:left w:val="single" w:sz="4" w:space="0" w:color="000000"/>
+              <w:bottom w:val="single" w:sz="4" w:space="0" w:color="000000"/>
+              <w:right w:val="single" w:sz="4" w:space="0" w:color="000000"/>
+            </w:tcBorders>
+            <w:vAlign w:val="center"/>
+          </w:tcPr>
+          <w:p>
+            <w:pPr>
+              <w:spacing w:before="40" w:after="40"/>
+              <w:jc w:val="left"/>
+            </w:pPr>
+            <w:r>
+              <w:rPr>
+                <w:rFonts w:ascii="Adani" w:hAnsi="Adani"/>
+                <w:b w:val="0"/>
+                <w:sz w:val="18"/>
+                <w:u w:val="none"/>
+              </w:rPr>
+              <w:t>NRC LIMITED</w:t>
+            </w:r>
+          </w:p>
+        </w:tc>
+        <w:tc>
+          <w:tcPr>
+            <w:tcW w:type="dxa" w:w="1587"/>
+            <w:shd w:val="clear" w:color="auto" w:fill="FFFFFF"/>
+            <w:tcBorders>
+              <w:top w:val="single" w:sz="4" w:space="0" w:color="000000"/>
+              <w:left w:val="single" w:sz="4" w:space="0" w:color="000000"/>
+              <w:bottom w:val="single" w:sz="4" w:space="0" w:color="000000"/>
+              <w:right w:val="single" w:sz="4" w:space="0" w:color="000000"/>
+            </w:tcBorders>
+            <w:vAlign w:val="center"/>
+          </w:tcPr>
+          <w:p>
+            <w:pPr>
+              <w:spacing w:before="40" w:after="40"/>
+              <w:jc w:val="left"/>
+            </w:pPr>
+            <w:r>
+              <w:rPr>
+                <w:rFonts w:ascii="Adani" w:hAnsi="Adani"/>
+                <w:b w:val="0"/>
+                <w:sz w:val="18"/>
+                <w:u w:val="none"/>
+              </w:rPr>
+              <w:t>Additional Director</w:t>
+            </w:r>
+          </w:p>
+        </w:tc>
+        <w:tc>
+          <w:tcPr>
+            <w:tcW w:type="dxa" w:w="1304"/>
+            <w:shd w:val="clear" w:color="auto" w:fill="FFFFFF"/>
+            <w:tcBorders>
+              <w:top w:val="single" w:sz="4" w:space="0" w:color="000000"/>
+              <w:left w:val="single" w:sz="4" w:space="0" w:color="000000"/>
+              <w:bottom w:val="single" w:sz="4" w:space="0" w:color="000000"/>
+              <w:right w:val="single" w:sz="4" w:space="0" w:color="000000"/>
+            </w:tcBorders>
+            <w:vAlign w:val="center"/>
+          </w:tcPr>
+          <w:p>
+            <w:pPr>
+              <w:spacing w:before="40" w:after="40"/>
+              <w:jc w:val="left"/>
+            </w:pPr>
+            <w:r>
+              <w:rPr>
+                <w:rFonts w:ascii="Adani" w:hAnsi="Adani"/>
+                <w:b w:val="0"/>
+                <w:sz w:val="18"/>
+                <w:u w:val="none"/>
+              </w:rPr>
+              <w:t>24/01/2026</w:t>
             </w:r>
           </w:p>
         </w:tc>
@@ -6071,6 +6257,120 @@
                 <w:sz w:val="18"/>
                 <w:u w:val="none"/>
               </w:rPr>
+              <w:t>U14290GJ2019PTC110138</w:t>
+            </w:r>
+          </w:p>
+        </w:tc>
+        <w:tc>
+          <w:tcPr>
+            <w:tcW w:type="dxa" w:w="4252"/>
+            <w:shd w:val="clear" w:color="auto" w:fill="FFFFFF"/>
+            <w:tcBorders>
+              <w:top w:val="single" w:sz="4" w:space="0" w:color="000000"/>
+              <w:left w:val="single" w:sz="4" w:space="0" w:color="000000"/>
+              <w:bottom w:val="single" w:sz="4" w:space="0" w:color="000000"/>
+              <w:right w:val="single" w:sz="4" w:space="0" w:color="000000"/>
+            </w:tcBorders>
+            <w:vAlign w:val="center"/>
+          </w:tcPr>
+          <w:p>
+            <w:pPr>
+              <w:spacing w:before="40" w:after="40"/>
+              <w:jc w:val="left"/>
+            </w:pPr>
+            <w:r>
+              <w:rPr>
+                <w:rFonts w:ascii="Adani" w:hAnsi="Adani"/>
+                <w:b w:val="0"/>
+                <w:sz w:val="18"/>
+                <w:u w:val="none"/>
+              </w:rPr>
+              <w:t>STRATATECH MINERAL RESOURCES PRIVATE LIMITED</w:t>
+            </w:r>
+          </w:p>
+        </w:tc>
+        <w:tc>
+          <w:tcPr>
+            <w:tcW w:type="dxa" w:w="1587"/>
+            <w:shd w:val="clear" w:color="auto" w:fill="FFFFFF"/>
+            <w:tcBorders>
+              <w:top w:val="single" w:sz="4" w:space="0" w:color="000000"/>
+              <w:left w:val="single" w:sz="4" w:space="0" w:color="000000"/>
+              <w:bottom w:val="single" w:sz="4" w:space="0" w:color="000000"/>
+              <w:right w:val="single" w:sz="4" w:space="0" w:color="000000"/>
+            </w:tcBorders>
+            <w:vAlign w:val="center"/>
+          </w:tcPr>
+          <w:p>
+            <w:pPr>
+              <w:spacing w:before="40" w:after="40"/>
+              <w:jc w:val="left"/>
+            </w:pPr>
+            <w:r>
+              <w:rPr>
+                <w:rFonts w:ascii="Adani" w:hAnsi="Adani"/>
+                <w:b w:val="0"/>
+                <w:sz w:val="18"/>
+                <w:u w:val="none"/>
+              </w:rPr>
+              <w:t>Additional Director</w:t>
+            </w:r>
+          </w:p>
+        </w:tc>
+        <w:tc>
+          <w:tcPr>
+            <w:tcW w:type="dxa" w:w="1304"/>
+            <w:shd w:val="clear" w:color="auto" w:fill="FFFFFF"/>
+            <w:tcBorders>
+              <w:top w:val="single" w:sz="4" w:space="0" w:color="000000"/>
+              <w:left w:val="single" w:sz="4" w:space="0" w:color="000000"/>
+              <w:bottom w:val="single" w:sz="4" w:space="0" w:color="000000"/>
+              <w:right w:val="single" w:sz="4" w:space="0" w:color="000000"/>
+            </w:tcBorders>
+            <w:vAlign w:val="center"/>
+          </w:tcPr>
+          <w:p>
+            <w:pPr>
+              <w:spacing w:before="40" w:after="40"/>
+              <w:jc w:val="left"/>
+            </w:pPr>
+            <w:r>
+              <w:rPr>
+                <w:rFonts w:ascii="Adani" w:hAnsi="Adani"/>
+                <w:b w:val="0"/>
+                <w:sz w:val="18"/>
+                <w:u w:val="none"/>
+              </w:rPr>
+              <w:t>19/07/2024</w:t>
+            </w:r>
+          </w:p>
+        </w:tc>
+      </w:tr>
+      <w:tr>
+        <w:tc>
+          <w:tcPr>
+            <w:tcW w:type="dxa" w:w="2268"/>
+            <w:shd w:val="clear" w:color="auto" w:fill="FFFFFF"/>
+            <w:tcBorders>
+              <w:top w:val="single" w:sz="4" w:space="0" w:color="000000"/>
+              <w:left w:val="single" w:sz="4" w:space="0" w:color="000000"/>
+              <w:bottom w:val="single" w:sz="4" w:space="0" w:color="000000"/>
+              <w:right w:val="single" w:sz="4" w:space="0" w:color="000000"/>
+            </w:tcBorders>
+            <w:vAlign w:val="center"/>
+          </w:tcPr>
+          <w:p>
+            <w:pPr>
+              <w:spacing w:before="40" w:after="40"/>
+              <w:jc w:val="left"/>
+            </w:pPr>
+            <w:r>
+              <w:rPr>
+                <w:rFonts w:ascii="Adani" w:hAnsi="Adani"/>
+                <w:b w:val="0"/>
+                <w:sz w:val="18"/>
+                <w:u w:val="none"/>
+              </w:rPr>
               <w:t>U09900GJ2023PLC139899</w:t>
             </w:r>
           </w:p>
@@ -6185,7 +6485,7 @@
                 <w:sz w:val="18"/>
                 <w:u w:val="none"/>
               </w:rPr>
-              <w:t>U14292GJ2022PLC135012</w:t>
+              <w:t>U14296GJ2022PLC134881</w:t>
             </w:r>
           </w:p>
         </w:tc>
@@ -6213,121 +6513,7 @@
                 <w:sz w:val="18"/>
                 <w:u w:val="none"/>
               </w:rPr>
-              <w:t>RAIGARH NATURAL RESOURCES LIMITED</w:t>
-            </w:r>
-          </w:p>
-        </w:tc>
-        <w:tc>
-          <w:tcPr>
-            <w:tcW w:type="dxa" w:w="1587"/>
-            <w:shd w:val="clear" w:color="auto" w:fill="FFFFFF"/>
-            <w:tcBorders>
-              <w:top w:val="single" w:sz="4" w:space="0" w:color="000000"/>
-              <w:left w:val="single" w:sz="4" w:space="0" w:color="000000"/>
-              <w:bottom w:val="single" w:sz="4" w:space="0" w:color="000000"/>
-              <w:right w:val="single" w:sz="4" w:space="0" w:color="000000"/>
-            </w:tcBorders>
-            <w:vAlign w:val="center"/>
-          </w:tcPr>
-          <w:p>
-            <w:pPr>
-              <w:spacing w:before="40" w:after="40"/>
-              <w:jc w:val="left"/>
-            </w:pPr>
-            <w:r>
-              <w:rPr>
-                <w:rFonts w:ascii="Adani" w:hAnsi="Adani"/>
-                <w:b w:val="0"/>
-                <w:sz w:val="18"/>
-                <w:u w:val="none"/>
-              </w:rPr>
-              <w:t>Director</w:t>
-            </w:r>
-          </w:p>
-        </w:tc>
-        <w:tc>
-          <w:tcPr>
-            <w:tcW w:type="dxa" w:w="1304"/>
-            <w:shd w:val="clear" w:color="auto" w:fill="FFFFFF"/>
-            <w:tcBorders>
-              <w:top w:val="single" w:sz="4" w:space="0" w:color="000000"/>
-              <w:left w:val="single" w:sz="4" w:space="0" w:color="000000"/>
-              <w:bottom w:val="single" w:sz="4" w:space="0" w:color="000000"/>
-              <w:right w:val="single" w:sz="4" w:space="0" w:color="000000"/>
-            </w:tcBorders>
-            <w:vAlign w:val="center"/>
-          </w:tcPr>
-          <w:p>
-            <w:pPr>
-              <w:spacing w:before="40" w:after="40"/>
-              <w:jc w:val="left"/>
-            </w:pPr>
-            <w:r>
-              <w:rPr>
-                <w:rFonts w:ascii="Adani" w:hAnsi="Adani"/>
-                <w:b w:val="0"/>
-                <w:sz w:val="18"/>
-                <w:u w:val="none"/>
-              </w:rPr>
-              <w:t>26/08/2022</w:t>
-            </w:r>
-          </w:p>
-        </w:tc>
-      </w:tr>
-      <w:tr>
-        <w:tc>
-          <w:tcPr>
-            <w:tcW w:type="dxa" w:w="2268"/>
-            <w:shd w:val="clear" w:color="auto" w:fill="FFFFFF"/>
-            <w:tcBorders>
-              <w:top w:val="single" w:sz="4" w:space="0" w:color="000000"/>
-              <w:left w:val="single" w:sz="4" w:space="0" w:color="000000"/>
-              <w:bottom w:val="single" w:sz="4" w:space="0" w:color="000000"/>
-              <w:right w:val="single" w:sz="4" w:space="0" w:color="000000"/>
-            </w:tcBorders>
-            <w:vAlign w:val="center"/>
-          </w:tcPr>
-          <w:p>
-            <w:pPr>
-              <w:spacing w:before="40" w:after="40"/>
-              <w:jc w:val="left"/>
-            </w:pPr>
-            <w:r>
-              <w:rPr>
-                <w:rFonts w:ascii="Adani" w:hAnsi="Adani"/>
-                <w:b w:val="0"/>
-                <w:sz w:val="18"/>
-                <w:u w:val="none"/>
-              </w:rPr>
-              <w:t>U14299GJ2022PLC134875</w:t>
-            </w:r>
-          </w:p>
-        </w:tc>
-        <w:tc>
-          <w:tcPr>
-            <w:tcW w:type="dxa" w:w="4252"/>
-            <w:shd w:val="clear" w:color="auto" w:fill="FFFFFF"/>
-            <w:tcBorders>
-              <w:top w:val="single" w:sz="4" w:space="0" w:color="000000"/>
-              <w:left w:val="single" w:sz="4" w:space="0" w:color="000000"/>
-              <w:bottom w:val="single" w:sz="4" w:space="0" w:color="000000"/>
-              <w:right w:val="single" w:sz="4" w:space="0" w:color="000000"/>
-            </w:tcBorders>
-            <w:vAlign w:val="center"/>
-          </w:tcPr>
-          <w:p>
-            <w:pPr>
-              <w:spacing w:before="40" w:after="40"/>
-              <w:jc w:val="left"/>
-            </w:pPr>
-            <w:r>
-              <w:rPr>
-                <w:rFonts w:ascii="Adani" w:hAnsi="Adani"/>
-                <w:b w:val="0"/>
-                <w:sz w:val="18"/>
-                <w:u w:val="none"/>
-              </w:rPr>
-              <w:t>ADANI MINING LIMITED</w:t>
+              <w:t>VINDHYA MINES AND MINERALS LIMITED</w:t>
             </w:r>
           </w:p>
         </w:tc>
@@ -6413,7 +6599,7 @@
                 <w:sz w:val="18"/>
                 <w:u w:val="none"/>
               </w:rPr>
-              <w:t>U74999GJ2022PLC132785</w:t>
+              <w:t>U14292GJ2022PTC132237</w:t>
             </w:r>
           </w:p>
         </w:tc>
@@ -6441,121 +6627,7 @@
                 <w:sz w:val="18"/>
                 <w:u w:val="none"/>
               </w:rPr>
-              <w:t>MINING TECH CONSULTANCY SERVICES LIMITED</w:t>
-            </w:r>
-          </w:p>
-        </w:tc>
-        <w:tc>
-          <w:tcPr>
-            <w:tcW w:type="dxa" w:w="1587"/>
-            <w:shd w:val="clear" w:color="auto" w:fill="FFFFFF"/>
-            <w:tcBorders>
-              <w:top w:val="single" w:sz="4" w:space="0" w:color="000000"/>
-              <w:left w:val="single" w:sz="4" w:space="0" w:color="000000"/>
-              <w:bottom w:val="single" w:sz="4" w:space="0" w:color="000000"/>
-              <w:right w:val="single" w:sz="4" w:space="0" w:color="000000"/>
-            </w:tcBorders>
-            <w:vAlign w:val="center"/>
-          </w:tcPr>
-          <w:p>
-            <w:pPr>
-              <w:spacing w:before="40" w:after="40"/>
-              <w:jc w:val="left"/>
-            </w:pPr>
-            <w:r>
-              <w:rPr>
-                <w:rFonts w:ascii="Adani" w:hAnsi="Adani"/>
-                <w:b w:val="0"/>
-                <w:sz w:val="18"/>
-                <w:u w:val="none"/>
-              </w:rPr>
-              <w:t>Director</w:t>
-            </w:r>
-          </w:p>
-        </w:tc>
-        <w:tc>
-          <w:tcPr>
-            <w:tcW w:type="dxa" w:w="1304"/>
-            <w:shd w:val="clear" w:color="auto" w:fill="FFFFFF"/>
-            <w:tcBorders>
-              <w:top w:val="single" w:sz="4" w:space="0" w:color="000000"/>
-              <w:left w:val="single" w:sz="4" w:space="0" w:color="000000"/>
-              <w:bottom w:val="single" w:sz="4" w:space="0" w:color="000000"/>
-              <w:right w:val="single" w:sz="4" w:space="0" w:color="000000"/>
-            </w:tcBorders>
-            <w:vAlign w:val="center"/>
-          </w:tcPr>
-          <w:p>
-            <w:pPr>
-              <w:spacing w:before="40" w:after="40"/>
-              <w:jc w:val="left"/>
-            </w:pPr>
-            <w:r>
-              <w:rPr>
-                <w:rFonts w:ascii="Adani" w:hAnsi="Adani"/>
-                <w:b w:val="0"/>
-                <w:sz w:val="18"/>
-                <w:u w:val="none"/>
-              </w:rPr>
-              <w:t>13/06/2022</w:t>
-            </w:r>
-          </w:p>
-        </w:tc>
-      </w:tr>
-      <w:tr>
-        <w:tc>
-          <w:tcPr>
-            <w:tcW w:type="dxa" w:w="2268"/>
-            <w:shd w:val="clear" w:color="auto" w:fill="FFFFFF"/>
-            <w:tcBorders>
-              <w:top w:val="single" w:sz="4" w:space="0" w:color="000000"/>
-              <w:left w:val="single" w:sz="4" w:space="0" w:color="000000"/>
-              <w:bottom w:val="single" w:sz="4" w:space="0" w:color="000000"/>
-              <w:right w:val="single" w:sz="4" w:space="0" w:color="000000"/>
-            </w:tcBorders>
-            <w:vAlign w:val="center"/>
-          </w:tcPr>
-          <w:p>
-            <w:pPr>
-              <w:spacing w:before="40" w:after="40"/>
-              <w:jc w:val="left"/>
-            </w:pPr>
-            <w:r>
-              <w:rPr>
-                <w:rFonts w:ascii="Adani" w:hAnsi="Adani"/>
-                <w:b w:val="0"/>
-                <w:sz w:val="18"/>
-                <w:u w:val="none"/>
-              </w:rPr>
-              <w:t>U74999GJ2022PTC132245</w:t>
-            </w:r>
-          </w:p>
-        </w:tc>
-        <w:tc>
-          <w:tcPr>
-            <w:tcW w:type="dxa" w:w="4252"/>
-            <w:shd w:val="clear" w:color="auto" w:fill="FFFFFF"/>
-            <w:tcBorders>
-              <w:top w:val="single" w:sz="4" w:space="0" w:color="000000"/>
-              <w:left w:val="single" w:sz="4" w:space="0" w:color="000000"/>
-              <w:bottom w:val="single" w:sz="4" w:space="0" w:color="000000"/>
-              <w:right w:val="single" w:sz="4" w:space="0" w:color="000000"/>
-            </w:tcBorders>
-            <w:vAlign w:val="center"/>
-          </w:tcPr>
-          <w:p>
-            <w:pPr>
-              <w:spacing w:before="40" w:after="40"/>
-              <w:jc w:val="left"/>
-            </w:pPr>
-            <w:r>
-              <w:rPr>
-                <w:rFonts w:ascii="Adani" w:hAnsi="Adani"/>
-                <w:b w:val="0"/>
-                <w:sz w:val="18"/>
-                <w:u w:val="none"/>
-              </w:rPr>
-              <w:t>SOMPURI INFRASTRUCTURES PRIVATE LIMITED</w:t>
+              <w:t>NILADRI MINERALS PRIVATE LIMITED</w:t>
             </w:r>
           </w:p>
         </w:tc>
@@ -6641,7 +6713,7 @@
                 <w:sz w:val="18"/>
                 <w:u w:val="none"/>
               </w:rPr>
-              <w:t>U14290GJ2019PLC110399</w:t>
+              <w:t>U70109GJ2022PTC132236</w:t>
             </w:r>
           </w:p>
         </w:tc>
@@ -6669,7 +6741,7 @@
                 <w:sz w:val="18"/>
                 <w:u w:val="none"/>
               </w:rPr>
-              <w:t>KURMITAR IRON ORE MINING LIMITED</w:t>
+              <w:t>INDRAVATI PROJECTS PRIVATE LIMITED</w:t>
             </w:r>
           </w:p>
         </w:tc>
@@ -6725,7 +6797,7 @@
                 <w:sz w:val="18"/>
                 <w:u w:val="none"/>
               </w:rPr>
-              <w:t>01/02/2022</w:t>
+              <w:t>23/05/2022</w:t>
             </w:r>
           </w:p>
         </w:tc>

--- a/Backend/Director_Disclosure/Output_Disclosures/2024-25/INDRAVATI_PROJECTS_PRIVATE_LIMITED/MBP-1/MBP1_AJAY_KUMAR_GUPTA_09482103.docx
+++ b/Backend/Director_Disclosure/Output_Disclosures/2024-25/INDRAVATI_PROJECTS_PRIVATE_LIMITED/MBP-1/MBP1_AJAY_KUMAR_GUPTA_09482103.docx
@@ -389,6 +389,290 @@
                 <w:sz w:val="18"/>
                 <w:u w:val="none"/>
               </w:rPr>
+              <w:t>HM AGRI LOGISTICS LIMITED</w:t>
+            </w:r>
+          </w:p>
+        </w:tc>
+        <w:tc>
+          <w:tcPr>
+            <w:tcW w:type="dxa" w:w="1814"/>
+            <w:shd w:val="clear" w:color="auto" w:fill="FFFFFF"/>
+            <w:tcBorders>
+              <w:top w:val="single" w:sz="4" w:space="0" w:color="000000"/>
+              <w:left w:val="single" w:sz="4" w:space="0" w:color="000000"/>
+              <w:bottom w:val="single" w:sz="4" w:space="0" w:color="000000"/>
+              <w:right w:val="single" w:sz="4" w:space="0" w:color="000000"/>
+            </w:tcBorders>
+            <w:vAlign w:val="center"/>
+          </w:tcPr>
+          <w:p>
+            <w:pPr>
+              <w:spacing w:before="40" w:after="40"/>
+              <w:jc w:val="left"/>
+            </w:pPr>
+            <w:r>
+              <w:rPr>
+                <w:rFonts w:ascii="Adani" w:hAnsi="Adani"/>
+                <w:b w:val="0"/>
+                <w:sz w:val="18"/>
+                <w:u w:val="none"/>
+              </w:rPr>
+              <w:t>Additional Director</w:t>
+            </w:r>
+          </w:p>
+        </w:tc>
+        <w:tc>
+          <w:tcPr>
+            <w:tcW w:type="dxa" w:w="1020"/>
+            <w:shd w:val="clear" w:color="auto" w:fill="FFFFFF"/>
+            <w:tcBorders>
+              <w:top w:val="single" w:sz="4" w:space="0" w:color="000000"/>
+              <w:left w:val="single" w:sz="4" w:space="0" w:color="000000"/>
+              <w:bottom w:val="single" w:sz="4" w:space="0" w:color="000000"/>
+              <w:right w:val="single" w:sz="4" w:space="0" w:color="000000"/>
+            </w:tcBorders>
+            <w:vAlign w:val="center"/>
+          </w:tcPr>
+          <w:p>
+            <w:pPr>
+              <w:spacing w:before="40" w:after="40"/>
+              <w:jc w:val="left"/>
+            </w:pPr>
+            <w:r>
+              <w:rPr>
+                <w:rFonts w:ascii="Adani" w:hAnsi="Adani"/>
+                <w:b w:val="0"/>
+                <w:sz w:val="18"/>
+                <w:u w:val="none"/>
+              </w:rPr>
+              <w:t>NIL</w:t>
+            </w:r>
+          </w:p>
+        </w:tc>
+        <w:tc>
+          <w:tcPr>
+            <w:tcW w:type="dxa" w:w="1247"/>
+            <w:shd w:val="clear" w:color="auto" w:fill="FFFFFF"/>
+            <w:tcBorders>
+              <w:top w:val="single" w:sz="4" w:space="0" w:color="000000"/>
+              <w:left w:val="single" w:sz="4" w:space="0" w:color="000000"/>
+              <w:bottom w:val="single" w:sz="4" w:space="0" w:color="000000"/>
+              <w:right w:val="single" w:sz="4" w:space="0" w:color="000000"/>
+            </w:tcBorders>
+            <w:vAlign w:val="center"/>
+          </w:tcPr>
+          <w:p>
+            <w:pPr>
+              <w:spacing w:before="40" w:after="40"/>
+              <w:jc w:val="left"/>
+            </w:pPr>
+            <w:r>
+              <w:rPr>
+                <w:rFonts w:ascii="Adani" w:hAnsi="Adani"/>
+                <w:b w:val="0"/>
+                <w:sz w:val="18"/>
+                <w:u w:val="none"/>
+              </w:rPr>
+              <w:t>10/03/2026</w:t>
+            </w:r>
+          </w:p>
+        </w:tc>
+      </w:tr>
+      <w:tr>
+        <w:tc>
+          <w:tcPr>
+            <w:tcW w:type="dxa" w:w="680"/>
+            <w:shd w:val="clear" w:color="auto" w:fill="FFFFFF"/>
+            <w:tcBorders>
+              <w:top w:val="single" w:sz="4" w:space="0" w:color="000000"/>
+              <w:left w:val="single" w:sz="4" w:space="0" w:color="000000"/>
+              <w:bottom w:val="single" w:sz="4" w:space="0" w:color="000000"/>
+              <w:right w:val="single" w:sz="4" w:space="0" w:color="000000"/>
+            </w:tcBorders>
+            <w:vAlign w:val="center"/>
+          </w:tcPr>
+          <w:p>
+            <w:pPr>
+              <w:spacing w:before="40" w:after="40"/>
+              <w:jc w:val="left"/>
+            </w:pPr>
+            <w:r>
+              <w:rPr>
+                <w:rFonts w:ascii="Adani" w:hAnsi="Adani"/>
+                <w:b w:val="0"/>
+                <w:sz w:val="18"/>
+                <w:u w:val="none"/>
+              </w:rPr>
+              <w:t>2</w:t>
+            </w:r>
+          </w:p>
+        </w:tc>
+        <w:tc>
+          <w:tcPr>
+            <w:tcW w:type="dxa" w:w="3969"/>
+            <w:shd w:val="clear" w:color="auto" w:fill="FFFFFF"/>
+            <w:tcBorders>
+              <w:top w:val="single" w:sz="4" w:space="0" w:color="000000"/>
+              <w:left w:val="single" w:sz="4" w:space="0" w:color="000000"/>
+              <w:bottom w:val="single" w:sz="4" w:space="0" w:color="000000"/>
+              <w:right w:val="single" w:sz="4" w:space="0" w:color="000000"/>
+            </w:tcBorders>
+            <w:vAlign w:val="center"/>
+          </w:tcPr>
+          <w:p>
+            <w:pPr>
+              <w:spacing w:before="40" w:after="40"/>
+              <w:jc w:val="left"/>
+            </w:pPr>
+            <w:r>
+              <w:rPr>
+                <w:rFonts w:ascii="Adani" w:hAnsi="Adani"/>
+                <w:b w:val="0"/>
+                <w:sz w:val="18"/>
+                <w:u w:val="none"/>
+              </w:rPr>
+              <w:t>PU AGRI LOGISTICS LIMITED</w:t>
+            </w:r>
+          </w:p>
+        </w:tc>
+        <w:tc>
+          <w:tcPr>
+            <w:tcW w:type="dxa" w:w="1814"/>
+            <w:shd w:val="clear" w:color="auto" w:fill="FFFFFF"/>
+            <w:tcBorders>
+              <w:top w:val="single" w:sz="4" w:space="0" w:color="000000"/>
+              <w:left w:val="single" w:sz="4" w:space="0" w:color="000000"/>
+              <w:bottom w:val="single" w:sz="4" w:space="0" w:color="000000"/>
+              <w:right w:val="single" w:sz="4" w:space="0" w:color="000000"/>
+            </w:tcBorders>
+            <w:vAlign w:val="center"/>
+          </w:tcPr>
+          <w:p>
+            <w:pPr>
+              <w:spacing w:before="40" w:after="40"/>
+              <w:jc w:val="left"/>
+            </w:pPr>
+            <w:r>
+              <w:rPr>
+                <w:rFonts w:ascii="Adani" w:hAnsi="Adani"/>
+                <w:b w:val="0"/>
+                <w:sz w:val="18"/>
+                <w:u w:val="none"/>
+              </w:rPr>
+              <w:t>Additional Director</w:t>
+            </w:r>
+          </w:p>
+        </w:tc>
+        <w:tc>
+          <w:tcPr>
+            <w:tcW w:type="dxa" w:w="1020"/>
+            <w:shd w:val="clear" w:color="auto" w:fill="FFFFFF"/>
+            <w:tcBorders>
+              <w:top w:val="single" w:sz="4" w:space="0" w:color="000000"/>
+              <w:left w:val="single" w:sz="4" w:space="0" w:color="000000"/>
+              <w:bottom w:val="single" w:sz="4" w:space="0" w:color="000000"/>
+              <w:right w:val="single" w:sz="4" w:space="0" w:color="000000"/>
+            </w:tcBorders>
+            <w:vAlign w:val="center"/>
+          </w:tcPr>
+          <w:p>
+            <w:pPr>
+              <w:spacing w:before="40" w:after="40"/>
+              <w:jc w:val="left"/>
+            </w:pPr>
+            <w:r>
+              <w:rPr>
+                <w:rFonts w:ascii="Adani" w:hAnsi="Adani"/>
+                <w:b w:val="0"/>
+                <w:sz w:val="18"/>
+                <w:u w:val="none"/>
+              </w:rPr>
+              <w:t>NIL</w:t>
+            </w:r>
+          </w:p>
+        </w:tc>
+        <w:tc>
+          <w:tcPr>
+            <w:tcW w:type="dxa" w:w="1247"/>
+            <w:shd w:val="clear" w:color="auto" w:fill="FFFFFF"/>
+            <w:tcBorders>
+              <w:top w:val="single" w:sz="4" w:space="0" w:color="000000"/>
+              <w:left w:val="single" w:sz="4" w:space="0" w:color="000000"/>
+              <w:bottom w:val="single" w:sz="4" w:space="0" w:color="000000"/>
+              <w:right w:val="single" w:sz="4" w:space="0" w:color="000000"/>
+            </w:tcBorders>
+            <w:vAlign w:val="center"/>
+          </w:tcPr>
+          <w:p>
+            <w:pPr>
+              <w:spacing w:before="40" w:after="40"/>
+              <w:jc w:val="left"/>
+            </w:pPr>
+            <w:r>
+              <w:rPr>
+                <w:rFonts w:ascii="Adani" w:hAnsi="Adani"/>
+                <w:b w:val="0"/>
+                <w:sz w:val="18"/>
+                <w:u w:val="none"/>
+              </w:rPr>
+              <w:t>10/03/2026</w:t>
+            </w:r>
+          </w:p>
+        </w:tc>
+      </w:tr>
+      <w:tr>
+        <w:tc>
+          <w:tcPr>
+            <w:tcW w:type="dxa" w:w="680"/>
+            <w:shd w:val="clear" w:color="auto" w:fill="FFFFFF"/>
+            <w:tcBorders>
+              <w:top w:val="single" w:sz="4" w:space="0" w:color="000000"/>
+              <w:left w:val="single" w:sz="4" w:space="0" w:color="000000"/>
+              <w:bottom w:val="single" w:sz="4" w:space="0" w:color="000000"/>
+              <w:right w:val="single" w:sz="4" w:space="0" w:color="000000"/>
+            </w:tcBorders>
+            <w:vAlign w:val="center"/>
+          </w:tcPr>
+          <w:p>
+            <w:pPr>
+              <w:spacing w:before="40" w:after="40"/>
+              <w:jc w:val="left"/>
+            </w:pPr>
+            <w:r>
+              <w:rPr>
+                <w:rFonts w:ascii="Adani" w:hAnsi="Adani"/>
+                <w:b w:val="0"/>
+                <w:sz w:val="18"/>
+                <w:u w:val="none"/>
+              </w:rPr>
+              <w:t>3</w:t>
+            </w:r>
+          </w:p>
+        </w:tc>
+        <w:tc>
+          <w:tcPr>
+            <w:tcW w:type="dxa" w:w="3969"/>
+            <w:shd w:val="clear" w:color="auto" w:fill="FFFFFF"/>
+            <w:tcBorders>
+              <w:top w:val="single" w:sz="4" w:space="0" w:color="000000"/>
+              <w:left w:val="single" w:sz="4" w:space="0" w:color="000000"/>
+              <w:bottom w:val="single" w:sz="4" w:space="0" w:color="000000"/>
+              <w:right w:val="single" w:sz="4" w:space="0" w:color="000000"/>
+            </w:tcBorders>
+            <w:vAlign w:val="center"/>
+          </w:tcPr>
+          <w:p>
+            <w:pPr>
+              <w:spacing w:before="40" w:after="40"/>
+              <w:jc w:val="left"/>
+            </w:pPr>
+            <w:r>
+              <w:rPr>
+                <w:rFonts w:ascii="Adani" w:hAnsi="Adani"/>
+                <w:b w:val="0"/>
+                <w:sz w:val="18"/>
+                <w:u w:val="none"/>
+              </w:rPr>
               <w:t>NRC LIMITED</w:t>
             </w:r>
           </w:p>
@@ -503,7 +787,149 @@
                 <w:sz w:val="18"/>
                 <w:u w:val="none"/>
               </w:rPr>
-              <w:t>2</w:t>
+              <w:t>4</w:t>
+            </w:r>
+          </w:p>
+        </w:tc>
+        <w:tc>
+          <w:tcPr>
+            <w:tcW w:type="dxa" w:w="3969"/>
+            <w:shd w:val="clear" w:color="auto" w:fill="FFFFFF"/>
+            <w:tcBorders>
+              <w:top w:val="single" w:sz="4" w:space="0" w:color="000000"/>
+              <w:left w:val="single" w:sz="4" w:space="0" w:color="000000"/>
+              <w:bottom w:val="single" w:sz="4" w:space="0" w:color="000000"/>
+              <w:right w:val="single" w:sz="4" w:space="0" w:color="000000"/>
+            </w:tcBorders>
+            <w:vAlign w:val="center"/>
+          </w:tcPr>
+          <w:p>
+            <w:pPr>
+              <w:spacing w:before="40" w:after="40"/>
+              <w:jc w:val="left"/>
+            </w:pPr>
+            <w:r>
+              <w:rPr>
+                <w:rFonts w:ascii="Adani" w:hAnsi="Adani"/>
+                <w:b w:val="0"/>
+                <w:sz w:val="18"/>
+                <w:u w:val="none"/>
+              </w:rPr>
+              <w:t>ADANI AGRI LOGISTICS (DHAMORA) LIMITED</w:t>
+            </w:r>
+          </w:p>
+        </w:tc>
+        <w:tc>
+          <w:tcPr>
+            <w:tcW w:type="dxa" w:w="1814"/>
+            <w:shd w:val="clear" w:color="auto" w:fill="FFFFFF"/>
+            <w:tcBorders>
+              <w:top w:val="single" w:sz="4" w:space="0" w:color="000000"/>
+              <w:left w:val="single" w:sz="4" w:space="0" w:color="000000"/>
+              <w:bottom w:val="single" w:sz="4" w:space="0" w:color="000000"/>
+              <w:right w:val="single" w:sz="4" w:space="0" w:color="000000"/>
+            </w:tcBorders>
+            <w:vAlign w:val="center"/>
+          </w:tcPr>
+          <w:p>
+            <w:pPr>
+              <w:spacing w:before="40" w:after="40"/>
+              <w:jc w:val="left"/>
+            </w:pPr>
+            <w:r>
+              <w:rPr>
+                <w:rFonts w:ascii="Adani" w:hAnsi="Adani"/>
+                <w:b w:val="0"/>
+                <w:sz w:val="18"/>
+                <w:u w:val="none"/>
+              </w:rPr>
+              <w:t>Additional Director</w:t>
+            </w:r>
+          </w:p>
+        </w:tc>
+        <w:tc>
+          <w:tcPr>
+            <w:tcW w:type="dxa" w:w="1020"/>
+            <w:shd w:val="clear" w:color="auto" w:fill="FFFFFF"/>
+            <w:tcBorders>
+              <w:top w:val="single" w:sz="4" w:space="0" w:color="000000"/>
+              <w:left w:val="single" w:sz="4" w:space="0" w:color="000000"/>
+              <w:bottom w:val="single" w:sz="4" w:space="0" w:color="000000"/>
+              <w:right w:val="single" w:sz="4" w:space="0" w:color="000000"/>
+            </w:tcBorders>
+            <w:vAlign w:val="center"/>
+          </w:tcPr>
+          <w:p>
+            <w:pPr>
+              <w:spacing w:before="40" w:after="40"/>
+              <w:jc w:val="left"/>
+            </w:pPr>
+            <w:r>
+              <w:rPr>
+                <w:rFonts w:ascii="Adani" w:hAnsi="Adani"/>
+                <w:b w:val="0"/>
+                <w:sz w:val="18"/>
+                <w:u w:val="none"/>
+              </w:rPr>
+              <w:t>NIL</w:t>
+            </w:r>
+          </w:p>
+        </w:tc>
+        <w:tc>
+          <w:tcPr>
+            <w:tcW w:type="dxa" w:w="1247"/>
+            <w:shd w:val="clear" w:color="auto" w:fill="FFFFFF"/>
+            <w:tcBorders>
+              <w:top w:val="single" w:sz="4" w:space="0" w:color="000000"/>
+              <w:left w:val="single" w:sz="4" w:space="0" w:color="000000"/>
+              <w:bottom w:val="single" w:sz="4" w:space="0" w:color="000000"/>
+              <w:right w:val="single" w:sz="4" w:space="0" w:color="000000"/>
+            </w:tcBorders>
+            <w:vAlign w:val="center"/>
+          </w:tcPr>
+          <w:p>
+            <w:pPr>
+              <w:spacing w:before="40" w:after="40"/>
+              <w:jc w:val="left"/>
+            </w:pPr>
+            <w:r>
+              <w:rPr>
+                <w:rFonts w:ascii="Adani" w:hAnsi="Adani"/>
+                <w:b w:val="0"/>
+                <w:sz w:val="18"/>
+                <w:u w:val="none"/>
+              </w:rPr>
+              <w:t>23/01/2026</w:t>
+            </w:r>
+          </w:p>
+        </w:tc>
+      </w:tr>
+      <w:tr>
+        <w:tc>
+          <w:tcPr>
+            <w:tcW w:type="dxa" w:w="680"/>
+            <w:shd w:val="clear" w:color="auto" w:fill="FFFFFF"/>
+            <w:tcBorders>
+              <w:top w:val="single" w:sz="4" w:space="0" w:color="000000"/>
+              <w:left w:val="single" w:sz="4" w:space="0" w:color="000000"/>
+              <w:bottom w:val="single" w:sz="4" w:space="0" w:color="000000"/>
+              <w:right w:val="single" w:sz="4" w:space="0" w:color="000000"/>
+            </w:tcBorders>
+            <w:vAlign w:val="center"/>
+          </w:tcPr>
+          <w:p>
+            <w:pPr>
+              <w:spacing w:before="40" w:after="40"/>
+              <w:jc w:val="left"/>
+            </w:pPr>
+            <w:r>
+              <w:rPr>
+                <w:rFonts w:ascii="Adani" w:hAnsi="Adani"/>
+                <w:b w:val="0"/>
+                <w:sz w:val="18"/>
+                <w:u w:val="none"/>
+              </w:rPr>
+              <w:t>5</w:t>
             </w:r>
           </w:p>
         </w:tc>
@@ -645,7 +1071,149 @@
                 <w:sz w:val="18"/>
                 <w:u w:val="none"/>
               </w:rPr>
-              <w:t>3</w:t>
+              <w:t>6</w:t>
+            </w:r>
+          </w:p>
+        </w:tc>
+        <w:tc>
+          <w:tcPr>
+            <w:tcW w:type="dxa" w:w="3969"/>
+            <w:shd w:val="clear" w:color="auto" w:fill="FFFFFF"/>
+            <w:tcBorders>
+              <w:top w:val="single" w:sz="4" w:space="0" w:color="000000"/>
+              <w:left w:val="single" w:sz="4" w:space="0" w:color="000000"/>
+              <w:bottom w:val="single" w:sz="4" w:space="0" w:color="000000"/>
+              <w:right w:val="single" w:sz="4" w:space="0" w:color="000000"/>
+            </w:tcBorders>
+            <w:vAlign w:val="center"/>
+          </w:tcPr>
+          <w:p>
+            <w:pPr>
+              <w:spacing w:before="40" w:after="40"/>
+              <w:jc w:val="left"/>
+            </w:pPr>
+            <w:r>
+              <w:rPr>
+                <w:rFonts w:ascii="Adani" w:hAnsi="Adani"/>
+                <w:b w:val="0"/>
+                <w:sz w:val="18"/>
+                <w:u w:val="none"/>
+              </w:rPr>
+              <w:t>ADANI AGRI LOGISTICS (KOTKAPURA) LIMITED</w:t>
+            </w:r>
+          </w:p>
+        </w:tc>
+        <w:tc>
+          <w:tcPr>
+            <w:tcW w:type="dxa" w:w="1814"/>
+            <w:shd w:val="clear" w:color="auto" w:fill="FFFFFF"/>
+            <w:tcBorders>
+              <w:top w:val="single" w:sz="4" w:space="0" w:color="000000"/>
+              <w:left w:val="single" w:sz="4" w:space="0" w:color="000000"/>
+              <w:bottom w:val="single" w:sz="4" w:space="0" w:color="000000"/>
+              <w:right w:val="single" w:sz="4" w:space="0" w:color="000000"/>
+            </w:tcBorders>
+            <w:vAlign w:val="center"/>
+          </w:tcPr>
+          <w:p>
+            <w:pPr>
+              <w:spacing w:before="40" w:after="40"/>
+              <w:jc w:val="left"/>
+            </w:pPr>
+            <w:r>
+              <w:rPr>
+                <w:rFonts w:ascii="Adani" w:hAnsi="Adani"/>
+                <w:b w:val="0"/>
+                <w:sz w:val="18"/>
+                <w:u w:val="none"/>
+              </w:rPr>
+              <w:t>Additional Director</w:t>
+            </w:r>
+          </w:p>
+        </w:tc>
+        <w:tc>
+          <w:tcPr>
+            <w:tcW w:type="dxa" w:w="1020"/>
+            <w:shd w:val="clear" w:color="auto" w:fill="FFFFFF"/>
+            <w:tcBorders>
+              <w:top w:val="single" w:sz="4" w:space="0" w:color="000000"/>
+              <w:left w:val="single" w:sz="4" w:space="0" w:color="000000"/>
+              <w:bottom w:val="single" w:sz="4" w:space="0" w:color="000000"/>
+              <w:right w:val="single" w:sz="4" w:space="0" w:color="000000"/>
+            </w:tcBorders>
+            <w:vAlign w:val="center"/>
+          </w:tcPr>
+          <w:p>
+            <w:pPr>
+              <w:spacing w:before="40" w:after="40"/>
+              <w:jc w:val="left"/>
+            </w:pPr>
+            <w:r>
+              <w:rPr>
+                <w:rFonts w:ascii="Adani" w:hAnsi="Adani"/>
+                <w:b w:val="0"/>
+                <w:sz w:val="18"/>
+                <w:u w:val="none"/>
+              </w:rPr>
+              <w:t>NIL</w:t>
+            </w:r>
+          </w:p>
+        </w:tc>
+        <w:tc>
+          <w:tcPr>
+            <w:tcW w:type="dxa" w:w="1247"/>
+            <w:shd w:val="clear" w:color="auto" w:fill="FFFFFF"/>
+            <w:tcBorders>
+              <w:top w:val="single" w:sz="4" w:space="0" w:color="000000"/>
+              <w:left w:val="single" w:sz="4" w:space="0" w:color="000000"/>
+              <w:bottom w:val="single" w:sz="4" w:space="0" w:color="000000"/>
+              <w:right w:val="single" w:sz="4" w:space="0" w:color="000000"/>
+            </w:tcBorders>
+            <w:vAlign w:val="center"/>
+          </w:tcPr>
+          <w:p>
+            <w:pPr>
+              <w:spacing w:before="40" w:after="40"/>
+              <w:jc w:val="left"/>
+            </w:pPr>
+            <w:r>
+              <w:rPr>
+                <w:rFonts w:ascii="Adani" w:hAnsi="Adani"/>
+                <w:b w:val="0"/>
+                <w:sz w:val="18"/>
+                <w:u w:val="none"/>
+              </w:rPr>
+              <w:t>27/10/2025</w:t>
+            </w:r>
+          </w:p>
+        </w:tc>
+      </w:tr>
+      <w:tr>
+        <w:tc>
+          <w:tcPr>
+            <w:tcW w:type="dxa" w:w="680"/>
+            <w:shd w:val="clear" w:color="auto" w:fill="FFFFFF"/>
+            <w:tcBorders>
+              <w:top w:val="single" w:sz="4" w:space="0" w:color="000000"/>
+              <w:left w:val="single" w:sz="4" w:space="0" w:color="000000"/>
+              <w:bottom w:val="single" w:sz="4" w:space="0" w:color="000000"/>
+              <w:right w:val="single" w:sz="4" w:space="0" w:color="000000"/>
+            </w:tcBorders>
+            <w:vAlign w:val="center"/>
+          </w:tcPr>
+          <w:p>
+            <w:pPr>
+              <w:spacing w:before="40" w:after="40"/>
+              <w:jc w:val="left"/>
+            </w:pPr>
+            <w:r>
+              <w:rPr>
+                <w:rFonts w:ascii="Adani" w:hAnsi="Adani"/>
+                <w:b w:val="0"/>
+                <w:sz w:val="18"/>
+                <w:u w:val="none"/>
+              </w:rPr>
+              <w:t>7</w:t>
             </w:r>
           </w:p>
         </w:tc>
@@ -787,149 +1355,7 @@
                 <w:sz w:val="18"/>
                 <w:u w:val="none"/>
               </w:rPr>
-              <w:t>4</w:t>
-            </w:r>
-          </w:p>
-        </w:tc>
-        <w:tc>
-          <w:tcPr>
-            <w:tcW w:type="dxa" w:w="3969"/>
-            <w:shd w:val="clear" w:color="auto" w:fill="FFFFFF"/>
-            <w:tcBorders>
-              <w:top w:val="single" w:sz="4" w:space="0" w:color="000000"/>
-              <w:left w:val="single" w:sz="4" w:space="0" w:color="000000"/>
-              <w:bottom w:val="single" w:sz="4" w:space="0" w:color="000000"/>
-              <w:right w:val="single" w:sz="4" w:space="0" w:color="000000"/>
-            </w:tcBorders>
-            <w:vAlign w:val="center"/>
-          </w:tcPr>
-          <w:p>
-            <w:pPr>
-              <w:spacing w:before="40" w:after="40"/>
-              <w:jc w:val="left"/>
-            </w:pPr>
-            <w:r>
-              <w:rPr>
-                <w:rFonts w:ascii="Adani" w:hAnsi="Adani"/>
-                <w:b w:val="0"/>
-                <w:sz w:val="18"/>
-                <w:u w:val="none"/>
-              </w:rPr>
-              <w:t>ADANI AGRI LOGISTICS (KOTKAPURA) LIMITED</w:t>
-            </w:r>
-          </w:p>
-        </w:tc>
-        <w:tc>
-          <w:tcPr>
-            <w:tcW w:type="dxa" w:w="1814"/>
-            <w:shd w:val="clear" w:color="auto" w:fill="FFFFFF"/>
-            <w:tcBorders>
-              <w:top w:val="single" w:sz="4" w:space="0" w:color="000000"/>
-              <w:left w:val="single" w:sz="4" w:space="0" w:color="000000"/>
-              <w:bottom w:val="single" w:sz="4" w:space="0" w:color="000000"/>
-              <w:right w:val="single" w:sz="4" w:space="0" w:color="000000"/>
-            </w:tcBorders>
-            <w:vAlign w:val="center"/>
-          </w:tcPr>
-          <w:p>
-            <w:pPr>
-              <w:spacing w:before="40" w:after="40"/>
-              <w:jc w:val="left"/>
-            </w:pPr>
-            <w:r>
-              <w:rPr>
-                <w:rFonts w:ascii="Adani" w:hAnsi="Adani"/>
-                <w:b w:val="0"/>
-                <w:sz w:val="18"/>
-                <w:u w:val="none"/>
-              </w:rPr>
-              <w:t>Additional Director</w:t>
-            </w:r>
-          </w:p>
-        </w:tc>
-        <w:tc>
-          <w:tcPr>
-            <w:tcW w:type="dxa" w:w="1020"/>
-            <w:shd w:val="clear" w:color="auto" w:fill="FFFFFF"/>
-            <w:tcBorders>
-              <w:top w:val="single" w:sz="4" w:space="0" w:color="000000"/>
-              <w:left w:val="single" w:sz="4" w:space="0" w:color="000000"/>
-              <w:bottom w:val="single" w:sz="4" w:space="0" w:color="000000"/>
-              <w:right w:val="single" w:sz="4" w:space="0" w:color="000000"/>
-            </w:tcBorders>
-            <w:vAlign w:val="center"/>
-          </w:tcPr>
-          <w:p>
-            <w:pPr>
-              <w:spacing w:before="40" w:after="40"/>
-              <w:jc w:val="left"/>
-            </w:pPr>
-            <w:r>
-              <w:rPr>
-                <w:rFonts w:ascii="Adani" w:hAnsi="Adani"/>
-                <w:b w:val="0"/>
-                <w:sz w:val="18"/>
-                <w:u w:val="none"/>
-              </w:rPr>
-              <w:t>NIL</w:t>
-            </w:r>
-          </w:p>
-        </w:tc>
-        <w:tc>
-          <w:tcPr>
-            <w:tcW w:type="dxa" w:w="1247"/>
-            <w:shd w:val="clear" w:color="auto" w:fill="FFFFFF"/>
-            <w:tcBorders>
-              <w:top w:val="single" w:sz="4" w:space="0" w:color="000000"/>
-              <w:left w:val="single" w:sz="4" w:space="0" w:color="000000"/>
-              <w:bottom w:val="single" w:sz="4" w:space="0" w:color="000000"/>
-              <w:right w:val="single" w:sz="4" w:space="0" w:color="000000"/>
-            </w:tcBorders>
-            <w:vAlign w:val="center"/>
-          </w:tcPr>
-          <w:p>
-            <w:pPr>
-              <w:spacing w:before="40" w:after="40"/>
-              <w:jc w:val="left"/>
-            </w:pPr>
-            <w:r>
-              <w:rPr>
-                <w:rFonts w:ascii="Adani" w:hAnsi="Adani"/>
-                <w:b w:val="0"/>
-                <w:sz w:val="18"/>
-                <w:u w:val="none"/>
-              </w:rPr>
-              <w:t>27/10/2025</w:t>
-            </w:r>
-          </w:p>
-        </w:tc>
-      </w:tr>
-      <w:tr>
-        <w:tc>
-          <w:tcPr>
-            <w:tcW w:type="dxa" w:w="680"/>
-            <w:shd w:val="clear" w:color="auto" w:fill="FFFFFF"/>
-            <w:tcBorders>
-              <w:top w:val="single" w:sz="4" w:space="0" w:color="000000"/>
-              <w:left w:val="single" w:sz="4" w:space="0" w:color="000000"/>
-              <w:bottom w:val="single" w:sz="4" w:space="0" w:color="000000"/>
-              <w:right w:val="single" w:sz="4" w:space="0" w:color="000000"/>
-            </w:tcBorders>
-            <w:vAlign w:val="center"/>
-          </w:tcPr>
-          <w:p>
-            <w:pPr>
-              <w:spacing w:before="40" w:after="40"/>
-              <w:jc w:val="left"/>
-            </w:pPr>
-            <w:r>
-              <w:rPr>
-                <w:rFonts w:ascii="Adani" w:hAnsi="Adani"/>
-                <w:b w:val="0"/>
-                <w:sz w:val="18"/>
-                <w:u w:val="none"/>
-              </w:rPr>
-              <w:t>5</w:t>
+              <w:t>8</w:t>
             </w:r>
           </w:p>
         </w:tc>
@@ -1071,7 +1497,7 @@
                 <w:sz w:val="18"/>
                 <w:u w:val="none"/>
               </w:rPr>
-              <w:t>6</w:t>
+              <w:t>9</w:t>
             </w:r>
           </w:p>
         </w:tc>
@@ -1213,7 +1639,7 @@
                 <w:sz w:val="18"/>
                 <w:u w:val="none"/>
               </w:rPr>
-              <w:t>7</w:t>
+              <w:t>10</w:t>
             </w:r>
           </w:p>
         </w:tc>
@@ -1355,7 +1781,7 @@
                 <w:sz w:val="18"/>
                 <w:u w:val="none"/>
               </w:rPr>
-              <w:t>8</w:t>
+              <w:t>11</w:t>
             </w:r>
           </w:p>
         </w:tc>
@@ -1497,7 +1923,7 @@
                 <w:sz w:val="18"/>
                 <w:u w:val="none"/>
               </w:rPr>
-              <w:t>9</w:t>
+              <w:t>12</w:t>
             </w:r>
           </w:p>
         </w:tc>
@@ -1639,7 +2065,7 @@
                 <w:sz w:val="18"/>
                 <w:u w:val="none"/>
               </w:rPr>
-              <w:t>10</w:t>
+              <w:t>13</w:t>
             </w:r>
           </w:p>
         </w:tc>
@@ -1781,149 +2207,7 @@
                 <w:sz w:val="18"/>
                 <w:u w:val="none"/>
               </w:rPr>
-              <w:t>11</w:t>
-            </w:r>
-          </w:p>
-        </w:tc>
-        <w:tc>
-          <w:tcPr>
-            <w:tcW w:type="dxa" w:w="3969"/>
-            <w:shd w:val="clear" w:color="auto" w:fill="FFFFFF"/>
-            <w:tcBorders>
-              <w:top w:val="single" w:sz="4" w:space="0" w:color="000000"/>
-              <w:left w:val="single" w:sz="4" w:space="0" w:color="000000"/>
-              <w:bottom w:val="single" w:sz="4" w:space="0" w:color="000000"/>
-              <w:right w:val="single" w:sz="4" w:space="0" w:color="000000"/>
-            </w:tcBorders>
-            <w:vAlign w:val="center"/>
-          </w:tcPr>
-          <w:p>
-            <w:pPr>
-              <w:spacing w:before="40" w:after="40"/>
-              <w:jc w:val="left"/>
-            </w:pPr>
-            <w:r>
-              <w:rPr>
-                <w:rFonts w:ascii="Adani" w:hAnsi="Adani"/>
-                <w:b w:val="0"/>
-                <w:sz w:val="18"/>
-                <w:u w:val="none"/>
-              </w:rPr>
-              <w:t>PELMA COLLIERIES LIMITED</w:t>
-            </w:r>
-          </w:p>
-        </w:tc>
-        <w:tc>
-          <w:tcPr>
-            <w:tcW w:type="dxa" w:w="1814"/>
-            <w:shd w:val="clear" w:color="auto" w:fill="FFFFFF"/>
-            <w:tcBorders>
-              <w:top w:val="single" w:sz="4" w:space="0" w:color="000000"/>
-              <w:left w:val="single" w:sz="4" w:space="0" w:color="000000"/>
-              <w:bottom w:val="single" w:sz="4" w:space="0" w:color="000000"/>
-              <w:right w:val="single" w:sz="4" w:space="0" w:color="000000"/>
-            </w:tcBorders>
-            <w:vAlign w:val="center"/>
-          </w:tcPr>
-          <w:p>
-            <w:pPr>
-              <w:spacing w:before="40" w:after="40"/>
-              <w:jc w:val="left"/>
-            </w:pPr>
-            <w:r>
-              <w:rPr>
-                <w:rFonts w:ascii="Adani" w:hAnsi="Adani"/>
-                <w:b w:val="0"/>
-                <w:sz w:val="18"/>
-                <w:u w:val="none"/>
-              </w:rPr>
-              <w:t>Director</w:t>
-            </w:r>
-          </w:p>
-        </w:tc>
-        <w:tc>
-          <w:tcPr>
-            <w:tcW w:type="dxa" w:w="1020"/>
-            <w:shd w:val="clear" w:color="auto" w:fill="FFFFFF"/>
-            <w:tcBorders>
-              <w:top w:val="single" w:sz="4" w:space="0" w:color="000000"/>
-              <w:left w:val="single" w:sz="4" w:space="0" w:color="000000"/>
-              <w:bottom w:val="single" w:sz="4" w:space="0" w:color="000000"/>
-              <w:right w:val="single" w:sz="4" w:space="0" w:color="000000"/>
-            </w:tcBorders>
-            <w:vAlign w:val="center"/>
-          </w:tcPr>
-          <w:p>
-            <w:pPr>
-              <w:spacing w:before="40" w:after="40"/>
-              <w:jc w:val="left"/>
-            </w:pPr>
-            <w:r>
-              <w:rPr>
-                <w:rFonts w:ascii="Adani" w:hAnsi="Adani"/>
-                <w:b w:val="0"/>
-                <w:sz w:val="18"/>
-                <w:u w:val="none"/>
-              </w:rPr>
-              <w:t>NIL</w:t>
-            </w:r>
-          </w:p>
-        </w:tc>
-        <w:tc>
-          <w:tcPr>
-            <w:tcW w:type="dxa" w:w="1247"/>
-            <w:shd w:val="clear" w:color="auto" w:fill="FFFFFF"/>
-            <w:tcBorders>
-              <w:top w:val="single" w:sz="4" w:space="0" w:color="000000"/>
-              <w:left w:val="single" w:sz="4" w:space="0" w:color="000000"/>
-              <w:bottom w:val="single" w:sz="4" w:space="0" w:color="000000"/>
-              <w:right w:val="single" w:sz="4" w:space="0" w:color="000000"/>
-            </w:tcBorders>
-            <w:vAlign w:val="center"/>
-          </w:tcPr>
-          <w:p>
-            <w:pPr>
-              <w:spacing w:before="40" w:after="40"/>
-              <w:jc w:val="left"/>
-            </w:pPr>
-            <w:r>
-              <w:rPr>
-                <w:rFonts w:ascii="Adani" w:hAnsi="Adani"/>
-                <w:b w:val="0"/>
-                <w:sz w:val="18"/>
-                <w:u w:val="none"/>
-              </w:rPr>
-              <w:t>07/04/2023</w:t>
-            </w:r>
-          </w:p>
-        </w:tc>
-      </w:tr>
-      <w:tr>
-        <w:tc>
-          <w:tcPr>
-            <w:tcW w:type="dxa" w:w="680"/>
-            <w:shd w:val="clear" w:color="auto" w:fill="FFFFFF"/>
-            <w:tcBorders>
-              <w:top w:val="single" w:sz="4" w:space="0" w:color="000000"/>
-              <w:left w:val="single" w:sz="4" w:space="0" w:color="000000"/>
-              <w:bottom w:val="single" w:sz="4" w:space="0" w:color="000000"/>
-              <w:right w:val="single" w:sz="4" w:space="0" w:color="000000"/>
-            </w:tcBorders>
-            <w:vAlign w:val="center"/>
-          </w:tcPr>
-          <w:p>
-            <w:pPr>
-              <w:spacing w:before="40" w:after="40"/>
-              <w:jc w:val="left"/>
-            </w:pPr>
-            <w:r>
-              <w:rPr>
-                <w:rFonts w:ascii="Adani" w:hAnsi="Adani"/>
-                <w:b w:val="0"/>
-                <w:sz w:val="18"/>
-                <w:u w:val="none"/>
-              </w:rPr>
-              <w:t>12</w:t>
+              <w:t>14</w:t>
             </w:r>
           </w:p>
         </w:tc>
@@ -2065,7 +2349,7 @@
                 <w:sz w:val="18"/>
                 <w:u w:val="none"/>
               </w:rPr>
-              <w:t>13</w:t>
+              <w:t>15</w:t>
             </w:r>
           </w:p>
         </w:tc>
@@ -2207,7 +2491,7 @@
                 <w:sz w:val="18"/>
                 <w:u w:val="none"/>
               </w:rPr>
-              <w:t>14</w:t>
+              <w:t>16</w:t>
             </w:r>
           </w:p>
         </w:tc>
@@ -2556,7 +2840,7 @@
                 <w:sz w:val="18"/>
                 <w:u w:val="none"/>
               </w:rPr>
-              <w:t>Date:   15th May, 2026</w:t>
+              <w:t>Date:   27th May, 2026</w:t>
             </w:r>
           </w:p>
         </w:tc>
@@ -3593,7 +3877,7 @@
                 <w:sz w:val="18"/>
                 <w:u w:val="none"/>
               </w:rPr>
-              <w:t>Date:   15th May, 2026</w:t>
+              <w:t>Date:   27th May, 2026</w:t>
             </w:r>
           </w:p>
         </w:tc>
@@ -3754,7 +4038,7 @@
           <w:sz w:val="20"/>
           <w:u w:val="none"/>
         </w:rPr>
-        <w:t>15th May, 2026</w:t>
+        <w:t>27th May, 2026</w:t>
       </w:r>
     </w:p>
     <w:p>
@@ -3799,7 +4083,52 @@
           <w:sz w:val="20"/>
           <w:u w:val="none"/>
         </w:rPr>
+        <w:t>HM AGRI LOGISTICS LIMITED</w:t>
+      </w:r>
+    </w:p>
+    <w:p>
+      <w:pPr>
+        <w:spacing w:before="0" w:after="20"/>
+        <w:jc w:val="left"/>
+      </w:pPr>
+      <w:r>
+        <w:rPr>
+          <w:rFonts w:ascii="Adani" w:hAnsi="Adani"/>
+          <w:b/>
+          <w:sz w:val="20"/>
+          <w:u w:val="none"/>
+        </w:rPr>
+        <w:t>PU AGRI LOGISTICS LIMITED</w:t>
+      </w:r>
+    </w:p>
+    <w:p>
+      <w:pPr>
+        <w:spacing w:before="0" w:after="20"/>
+        <w:jc w:val="left"/>
+      </w:pPr>
+      <w:r>
+        <w:rPr>
+          <w:rFonts w:ascii="Adani" w:hAnsi="Adani"/>
+          <w:b/>
+          <w:sz w:val="20"/>
+          <w:u w:val="none"/>
+        </w:rPr>
         <w:t>NRC LIMITED</w:t>
+      </w:r>
+    </w:p>
+    <w:p>
+      <w:pPr>
+        <w:spacing w:before="0" w:after="20"/>
+        <w:jc w:val="left"/>
+      </w:pPr>
+      <w:r>
+        <w:rPr>
+          <w:rFonts w:ascii="Adani" w:hAnsi="Adani"/>
+          <w:b/>
+          <w:sz w:val="20"/>
+          <w:u w:val="none"/>
+        </w:rPr>
+        <w:t>ADANI AGRI LOGISTICS (DHAMORA) LIMITED</w:t>
       </w:r>
     </w:p>
     <w:p>
@@ -3829,7 +4158,7 @@
           <w:sz w:val="20"/>
           <w:u w:val="none"/>
         </w:rPr>
-        <w:t>ADANI AGRI LOGISTICS (KANNAUJ) LIMITED</w:t>
+        <w:t>ADANI AGRI LOGISTICS (KOTKAPURA) LIMITED</w:t>
       </w:r>
     </w:p>
     <w:p>
@@ -3844,7 +4173,7 @@
           <w:sz w:val="20"/>
           <w:u w:val="none"/>
         </w:rPr>
-        <w:t>ADANI AGRI LOGISTICS (KOTKAPURA) LIMITED</w:t>
+        <w:t>ADANI AGRI LOGISTICS (KANNAUJ) LIMITED</w:t>
       </w:r>
     </w:p>
     <w:p>
@@ -3935,21 +4264,6 @@
           <w:u w:val="none"/>
         </w:rPr>
         <w:t>STRATATECH MINERAL RESOURCES PRIVATE LIMITED</w:t>
-      </w:r>
-    </w:p>
-    <w:p>
-      <w:pPr>
-        <w:spacing w:before="0" w:after="20"/>
-        <w:jc w:val="left"/>
-      </w:pPr>
-      <w:r>
-        <w:rPr>
-          <w:rFonts w:ascii="Adani" w:hAnsi="Adani"/>
-          <w:b/>
-          <w:sz w:val="20"/>
-          <w:u w:val="none"/>
-        </w:rPr>
-        <w:t>PELMA COLLIERIES LIMITED</w:t>
       </w:r>
     </w:p>
     <w:p>
@@ -4055,7 +4369,52 @@
           <w:sz w:val="20"/>
           <w:u w:val="none"/>
         </w:rPr>
+        <w:t>HM AGRI LOGISTICS LIMITED</w:t>
+      </w:r>
+    </w:p>
+    <w:p>
+      <w:pPr>
+        <w:spacing w:before="0" w:after="20"/>
+        <w:jc w:val="left"/>
+      </w:pPr>
+      <w:r>
+        <w:rPr>
+          <w:rFonts w:ascii="Adani" w:hAnsi="Adani"/>
+          <w:b w:val="0"/>
+          <w:sz w:val="20"/>
+          <w:u w:val="none"/>
+        </w:rPr>
+        <w:t>PU AGRI LOGISTICS LIMITED</w:t>
+      </w:r>
+    </w:p>
+    <w:p>
+      <w:pPr>
+        <w:spacing w:before="0" w:after="20"/>
+        <w:jc w:val="left"/>
+      </w:pPr>
+      <w:r>
+        <w:rPr>
+          <w:rFonts w:ascii="Adani" w:hAnsi="Adani"/>
+          <w:b w:val="0"/>
+          <w:sz w:val="20"/>
+          <w:u w:val="none"/>
+        </w:rPr>
         <w:t>NRC LIMITED</w:t>
+      </w:r>
+    </w:p>
+    <w:p>
+      <w:pPr>
+        <w:spacing w:before="0" w:after="20"/>
+        <w:jc w:val="left"/>
+      </w:pPr>
+      <w:r>
+        <w:rPr>
+          <w:rFonts w:ascii="Adani" w:hAnsi="Adani"/>
+          <w:b w:val="0"/>
+          <w:sz w:val="20"/>
+          <w:u w:val="none"/>
+        </w:rPr>
+        <w:t>ADANI AGRI LOGISTICS (DHAMORA) LIMITED</w:t>
       </w:r>
     </w:p>
     <w:p>
@@ -4085,7 +4444,7 @@
           <w:sz w:val="20"/>
           <w:u w:val="none"/>
         </w:rPr>
-        <w:t>ADANI AGRI LOGISTICS (KANNAUJ) LIMITED</w:t>
+        <w:t>ADANI AGRI LOGISTICS (KOTKAPURA) LIMITED</w:t>
       </w:r>
     </w:p>
     <w:p>
@@ -4100,7 +4459,7 @@
           <w:sz w:val="20"/>
           <w:u w:val="none"/>
         </w:rPr>
-        <w:t>ADANI AGRI LOGISTICS (KOTKAPURA) LIMITED</w:t>
+        <w:t>ADANI AGRI LOGISTICS (KANNAUJ) LIMITED</w:t>
       </w:r>
     </w:p>
     <w:p>
@@ -4161,21 +4520,6 @@
           <w:u w:val="none"/>
         </w:rPr>
         <w:t>ADANI LOGISTICS LIMITED</w:t>
-      </w:r>
-    </w:p>
-    <w:p>
-      <w:pPr>
-        <w:spacing w:before="0" w:after="20"/>
-        <w:jc w:val="left"/>
-      </w:pPr>
-      <w:r>
-        <w:rPr>
-          <w:rFonts w:ascii="Adani" w:hAnsi="Adani"/>
-          <w:b w:val="0"/>
-          <w:sz w:val="20"/>
-          <w:u w:val="none"/>
-        </w:rPr>
-        <w:t>PELMA COLLIERIES LIMITED</w:t>
       </w:r>
     </w:p>
     <w:p>
@@ -5058,7 +5402,7 @@
                 <w:sz w:val="18"/>
                 <w:u w:val="none"/>
               </w:rPr>
-              <w:t>14</w:t>
+              <w:t>16</w:t>
             </w:r>
           </w:p>
         </w:tc>
@@ -5231,6 +5575,234 @@
                 <w:sz w:val="18"/>
                 <w:u w:val="none"/>
               </w:rPr>
+              <w:t>U52102GJ2023PLC138915</w:t>
+            </w:r>
+          </w:p>
+        </w:tc>
+        <w:tc>
+          <w:tcPr>
+            <w:tcW w:type="dxa" w:w="4252"/>
+            <w:shd w:val="clear" w:color="auto" w:fill="FFFFFF"/>
+            <w:tcBorders>
+              <w:top w:val="single" w:sz="4" w:space="0" w:color="000000"/>
+              <w:left w:val="single" w:sz="4" w:space="0" w:color="000000"/>
+              <w:bottom w:val="single" w:sz="4" w:space="0" w:color="000000"/>
+              <w:right w:val="single" w:sz="4" w:space="0" w:color="000000"/>
+            </w:tcBorders>
+            <w:vAlign w:val="center"/>
+          </w:tcPr>
+          <w:p>
+            <w:pPr>
+              <w:spacing w:before="40" w:after="40"/>
+              <w:jc w:val="left"/>
+            </w:pPr>
+            <w:r>
+              <w:rPr>
+                <w:rFonts w:ascii="Adani" w:hAnsi="Adani"/>
+                <w:b w:val="0"/>
+                <w:sz w:val="18"/>
+                <w:u w:val="none"/>
+              </w:rPr>
+              <w:t>HM AGRI LOGISTICS LIMITED</w:t>
+            </w:r>
+          </w:p>
+        </w:tc>
+        <w:tc>
+          <w:tcPr>
+            <w:tcW w:type="dxa" w:w="1587"/>
+            <w:shd w:val="clear" w:color="auto" w:fill="FFFFFF"/>
+            <w:tcBorders>
+              <w:top w:val="single" w:sz="4" w:space="0" w:color="000000"/>
+              <w:left w:val="single" w:sz="4" w:space="0" w:color="000000"/>
+              <w:bottom w:val="single" w:sz="4" w:space="0" w:color="000000"/>
+              <w:right w:val="single" w:sz="4" w:space="0" w:color="000000"/>
+            </w:tcBorders>
+            <w:vAlign w:val="center"/>
+          </w:tcPr>
+          <w:p>
+            <w:pPr>
+              <w:spacing w:before="40" w:after="40"/>
+              <w:jc w:val="left"/>
+            </w:pPr>
+            <w:r>
+              <w:rPr>
+                <w:rFonts w:ascii="Adani" w:hAnsi="Adani"/>
+                <w:b w:val="0"/>
+                <w:sz w:val="18"/>
+                <w:u w:val="none"/>
+              </w:rPr>
+              <w:t>Additional Director</w:t>
+            </w:r>
+          </w:p>
+        </w:tc>
+        <w:tc>
+          <w:tcPr>
+            <w:tcW w:type="dxa" w:w="1304"/>
+            <w:shd w:val="clear" w:color="auto" w:fill="FFFFFF"/>
+            <w:tcBorders>
+              <w:top w:val="single" w:sz="4" w:space="0" w:color="000000"/>
+              <w:left w:val="single" w:sz="4" w:space="0" w:color="000000"/>
+              <w:bottom w:val="single" w:sz="4" w:space="0" w:color="000000"/>
+              <w:right w:val="single" w:sz="4" w:space="0" w:color="000000"/>
+            </w:tcBorders>
+            <w:vAlign w:val="center"/>
+          </w:tcPr>
+          <w:p>
+            <w:pPr>
+              <w:spacing w:before="40" w:after="40"/>
+              <w:jc w:val="left"/>
+            </w:pPr>
+            <w:r>
+              <w:rPr>
+                <w:rFonts w:ascii="Adani" w:hAnsi="Adani"/>
+                <w:b w:val="0"/>
+                <w:sz w:val="18"/>
+                <w:u w:val="none"/>
+              </w:rPr>
+              <w:t>10/03/2026</w:t>
+            </w:r>
+          </w:p>
+        </w:tc>
+      </w:tr>
+      <w:tr>
+        <w:tc>
+          <w:tcPr>
+            <w:tcW w:type="dxa" w:w="2268"/>
+            <w:shd w:val="clear" w:color="auto" w:fill="FFFFFF"/>
+            <w:tcBorders>
+              <w:top w:val="single" w:sz="4" w:space="0" w:color="000000"/>
+              <w:left w:val="single" w:sz="4" w:space="0" w:color="000000"/>
+              <w:bottom w:val="single" w:sz="4" w:space="0" w:color="000000"/>
+              <w:right w:val="single" w:sz="4" w:space="0" w:color="000000"/>
+            </w:tcBorders>
+            <w:vAlign w:val="center"/>
+          </w:tcPr>
+          <w:p>
+            <w:pPr>
+              <w:spacing w:before="40" w:after="40"/>
+              <w:jc w:val="left"/>
+            </w:pPr>
+            <w:r>
+              <w:rPr>
+                <w:rFonts w:ascii="Adani" w:hAnsi="Adani"/>
+                <w:b w:val="0"/>
+                <w:sz w:val="18"/>
+                <w:u w:val="none"/>
+              </w:rPr>
+              <w:t>U52102GJ2023PLC138863</w:t>
+            </w:r>
+          </w:p>
+        </w:tc>
+        <w:tc>
+          <w:tcPr>
+            <w:tcW w:type="dxa" w:w="4252"/>
+            <w:shd w:val="clear" w:color="auto" w:fill="FFFFFF"/>
+            <w:tcBorders>
+              <w:top w:val="single" w:sz="4" w:space="0" w:color="000000"/>
+              <w:left w:val="single" w:sz="4" w:space="0" w:color="000000"/>
+              <w:bottom w:val="single" w:sz="4" w:space="0" w:color="000000"/>
+              <w:right w:val="single" w:sz="4" w:space="0" w:color="000000"/>
+            </w:tcBorders>
+            <w:vAlign w:val="center"/>
+          </w:tcPr>
+          <w:p>
+            <w:pPr>
+              <w:spacing w:before="40" w:after="40"/>
+              <w:jc w:val="left"/>
+            </w:pPr>
+            <w:r>
+              <w:rPr>
+                <w:rFonts w:ascii="Adani" w:hAnsi="Adani"/>
+                <w:b w:val="0"/>
+                <w:sz w:val="18"/>
+                <w:u w:val="none"/>
+              </w:rPr>
+              <w:t>PU AGRI LOGISTICS LIMITED</w:t>
+            </w:r>
+          </w:p>
+        </w:tc>
+        <w:tc>
+          <w:tcPr>
+            <w:tcW w:type="dxa" w:w="1587"/>
+            <w:shd w:val="clear" w:color="auto" w:fill="FFFFFF"/>
+            <w:tcBorders>
+              <w:top w:val="single" w:sz="4" w:space="0" w:color="000000"/>
+              <w:left w:val="single" w:sz="4" w:space="0" w:color="000000"/>
+              <w:bottom w:val="single" w:sz="4" w:space="0" w:color="000000"/>
+              <w:right w:val="single" w:sz="4" w:space="0" w:color="000000"/>
+            </w:tcBorders>
+            <w:vAlign w:val="center"/>
+          </w:tcPr>
+          <w:p>
+            <w:pPr>
+              <w:spacing w:before="40" w:after="40"/>
+              <w:jc w:val="left"/>
+            </w:pPr>
+            <w:r>
+              <w:rPr>
+                <w:rFonts w:ascii="Adani" w:hAnsi="Adani"/>
+                <w:b w:val="0"/>
+                <w:sz w:val="18"/>
+                <w:u w:val="none"/>
+              </w:rPr>
+              <w:t>Additional Director</w:t>
+            </w:r>
+          </w:p>
+        </w:tc>
+        <w:tc>
+          <w:tcPr>
+            <w:tcW w:type="dxa" w:w="1304"/>
+            <w:shd w:val="clear" w:color="auto" w:fill="FFFFFF"/>
+            <w:tcBorders>
+              <w:top w:val="single" w:sz="4" w:space="0" w:color="000000"/>
+              <w:left w:val="single" w:sz="4" w:space="0" w:color="000000"/>
+              <w:bottom w:val="single" w:sz="4" w:space="0" w:color="000000"/>
+              <w:right w:val="single" w:sz="4" w:space="0" w:color="000000"/>
+            </w:tcBorders>
+            <w:vAlign w:val="center"/>
+          </w:tcPr>
+          <w:p>
+            <w:pPr>
+              <w:spacing w:before="40" w:after="40"/>
+              <w:jc w:val="left"/>
+            </w:pPr>
+            <w:r>
+              <w:rPr>
+                <w:rFonts w:ascii="Adani" w:hAnsi="Adani"/>
+                <w:b w:val="0"/>
+                <w:sz w:val="18"/>
+                <w:u w:val="none"/>
+              </w:rPr>
+              <w:t>10/03/2026</w:t>
+            </w:r>
+          </w:p>
+        </w:tc>
+      </w:tr>
+      <w:tr>
+        <w:tc>
+          <w:tcPr>
+            <w:tcW w:type="dxa" w:w="2268"/>
+            <w:shd w:val="clear" w:color="auto" w:fill="FFFFFF"/>
+            <w:tcBorders>
+              <w:top w:val="single" w:sz="4" w:space="0" w:color="000000"/>
+              <w:left w:val="single" w:sz="4" w:space="0" w:color="000000"/>
+              <w:bottom w:val="single" w:sz="4" w:space="0" w:color="000000"/>
+              <w:right w:val="single" w:sz="4" w:space="0" w:color="000000"/>
+            </w:tcBorders>
+            <w:vAlign w:val="center"/>
+          </w:tcPr>
+          <w:p>
+            <w:pPr>
+              <w:spacing w:before="40" w:after="40"/>
+              <w:jc w:val="left"/>
+            </w:pPr>
+            <w:r>
+              <w:rPr>
+                <w:rFonts w:ascii="Adani" w:hAnsi="Adani"/>
+                <w:b w:val="0"/>
+                <w:sz w:val="18"/>
+                <w:u w:val="none"/>
+              </w:rPr>
               <w:t>U52100MH1946PLC005227</w:t>
             </w:r>
           </w:p>
@@ -5316,6 +5888,120 @@
                 <w:u w:val="none"/>
               </w:rPr>
               <w:t>24/01/2026</w:t>
+            </w:r>
+          </w:p>
+        </w:tc>
+      </w:tr>
+      <w:tr>
+        <w:tc>
+          <w:tcPr>
+            <w:tcW w:type="dxa" w:w="2268"/>
+            <w:shd w:val="clear" w:color="auto" w:fill="FFFFFF"/>
+            <w:tcBorders>
+              <w:top w:val="single" w:sz="4" w:space="0" w:color="000000"/>
+              <w:left w:val="single" w:sz="4" w:space="0" w:color="000000"/>
+              <w:bottom w:val="single" w:sz="4" w:space="0" w:color="000000"/>
+              <w:right w:val="single" w:sz="4" w:space="0" w:color="000000"/>
+            </w:tcBorders>
+            <w:vAlign w:val="center"/>
+          </w:tcPr>
+          <w:p>
+            <w:pPr>
+              <w:spacing w:before="40" w:after="40"/>
+              <w:jc w:val="left"/>
+            </w:pPr>
+            <w:r>
+              <w:rPr>
+                <w:rFonts w:ascii="Adani" w:hAnsi="Adani"/>
+                <w:b w:val="0"/>
+                <w:sz w:val="18"/>
+                <w:u w:val="none"/>
+              </w:rPr>
+              <w:t>U74999GJ2018PLC103574</w:t>
+            </w:r>
+          </w:p>
+        </w:tc>
+        <w:tc>
+          <w:tcPr>
+            <w:tcW w:type="dxa" w:w="4252"/>
+            <w:shd w:val="clear" w:color="auto" w:fill="FFFFFF"/>
+            <w:tcBorders>
+              <w:top w:val="single" w:sz="4" w:space="0" w:color="000000"/>
+              <w:left w:val="single" w:sz="4" w:space="0" w:color="000000"/>
+              <w:bottom w:val="single" w:sz="4" w:space="0" w:color="000000"/>
+              <w:right w:val="single" w:sz="4" w:space="0" w:color="000000"/>
+            </w:tcBorders>
+            <w:vAlign w:val="center"/>
+          </w:tcPr>
+          <w:p>
+            <w:pPr>
+              <w:spacing w:before="40" w:after="40"/>
+              <w:jc w:val="left"/>
+            </w:pPr>
+            <w:r>
+              <w:rPr>
+                <w:rFonts w:ascii="Adani" w:hAnsi="Adani"/>
+                <w:b w:val="0"/>
+                <w:sz w:val="18"/>
+                <w:u w:val="none"/>
+              </w:rPr>
+              <w:t>ADANI AGRI LOGISTICS (DHAMORA) LIMITED</w:t>
+            </w:r>
+          </w:p>
+        </w:tc>
+        <w:tc>
+          <w:tcPr>
+            <w:tcW w:type="dxa" w:w="1587"/>
+            <w:shd w:val="clear" w:color="auto" w:fill="FFFFFF"/>
+            <w:tcBorders>
+              <w:top w:val="single" w:sz="4" w:space="0" w:color="000000"/>
+              <w:left w:val="single" w:sz="4" w:space="0" w:color="000000"/>
+              <w:bottom w:val="single" w:sz="4" w:space="0" w:color="000000"/>
+              <w:right w:val="single" w:sz="4" w:space="0" w:color="000000"/>
+            </w:tcBorders>
+            <w:vAlign w:val="center"/>
+          </w:tcPr>
+          <w:p>
+            <w:pPr>
+              <w:spacing w:before="40" w:after="40"/>
+              <w:jc w:val="left"/>
+            </w:pPr>
+            <w:r>
+              <w:rPr>
+                <w:rFonts w:ascii="Adani" w:hAnsi="Adani"/>
+                <w:b w:val="0"/>
+                <w:sz w:val="18"/>
+                <w:u w:val="none"/>
+              </w:rPr>
+              <w:t>Additional Director</w:t>
+            </w:r>
+          </w:p>
+        </w:tc>
+        <w:tc>
+          <w:tcPr>
+            <w:tcW w:type="dxa" w:w="1304"/>
+            <w:shd w:val="clear" w:color="auto" w:fill="FFFFFF"/>
+            <w:tcBorders>
+              <w:top w:val="single" w:sz="4" w:space="0" w:color="000000"/>
+              <w:left w:val="single" w:sz="4" w:space="0" w:color="000000"/>
+              <w:bottom w:val="single" w:sz="4" w:space="0" w:color="000000"/>
+              <w:right w:val="single" w:sz="4" w:space="0" w:color="000000"/>
+            </w:tcBorders>
+            <w:vAlign w:val="center"/>
+          </w:tcPr>
+          <w:p>
+            <w:pPr>
+              <w:spacing w:before="40" w:after="40"/>
+              <w:jc w:val="left"/>
+            </w:pPr>
+            <w:r>
+              <w:rPr>
+                <w:rFonts w:ascii="Adani" w:hAnsi="Adani"/>
+                <w:b w:val="0"/>
+                <w:sz w:val="18"/>
+                <w:u w:val="none"/>
+              </w:rPr>
+              <w:t>23/01/2026</w:t>
             </w:r>
           </w:p>
         </w:tc>
@@ -5459,7 +6145,7 @@
                 <w:sz w:val="18"/>
                 <w:u w:val="none"/>
               </w:rPr>
-              <w:t>U63030GJ2017PLC095059</w:t>
+              <w:t>U63090GJ2016PLC086571</w:t>
             </w:r>
           </w:p>
         </w:tc>
@@ -5487,7 +6173,7 @@
                 <w:sz w:val="18"/>
                 <w:u w:val="none"/>
               </w:rPr>
-              <w:t>ADANI AGRI LOGISTICS (KANNAUJ) LIMITED</w:t>
+              <w:t>ADANI AGRI LOGISTICS (KOTKAPURA) LIMITED</w:t>
             </w:r>
           </w:p>
         </w:tc>
@@ -5573,7 +6259,7 @@
                 <w:sz w:val="18"/>
                 <w:u w:val="none"/>
               </w:rPr>
-              <w:t>U63090GJ2016PLC086571</w:t>
+              <w:t>U63030GJ2017PLC095059</w:t>
             </w:r>
           </w:p>
         </w:tc>
@@ -5601,7 +6287,7 @@
                 <w:sz w:val="18"/>
                 <w:u w:val="none"/>
               </w:rPr>
-              <w:t>ADANI AGRI LOGISTICS (KOTKAPURA) LIMITED</w:t>
+              <w:t>ADANI AGRI LOGISTICS (KANNAUJ) LIMITED</w:t>
             </w:r>
           </w:p>
         </w:tc>
@@ -6371,120 +7057,6 @@
                 <w:sz w:val="18"/>
                 <w:u w:val="none"/>
               </w:rPr>
-              <w:t>U09900GJ2023PLC139899</w:t>
-            </w:r>
-          </w:p>
-        </w:tc>
-        <w:tc>
-          <w:tcPr>
-            <w:tcW w:type="dxa" w:w="4252"/>
-            <w:shd w:val="clear" w:color="auto" w:fill="FFFFFF"/>
-            <w:tcBorders>
-              <w:top w:val="single" w:sz="4" w:space="0" w:color="000000"/>
-              <w:left w:val="single" w:sz="4" w:space="0" w:color="000000"/>
-              <w:bottom w:val="single" w:sz="4" w:space="0" w:color="000000"/>
-              <w:right w:val="single" w:sz="4" w:space="0" w:color="000000"/>
-            </w:tcBorders>
-            <w:vAlign w:val="center"/>
-          </w:tcPr>
-          <w:p>
-            <w:pPr>
-              <w:spacing w:before="40" w:after="40"/>
-              <w:jc w:val="left"/>
-            </w:pPr>
-            <w:r>
-              <w:rPr>
-                <w:rFonts w:ascii="Adani" w:hAnsi="Adani"/>
-                <w:b w:val="0"/>
-                <w:sz w:val="18"/>
-                <w:u w:val="none"/>
-              </w:rPr>
-              <w:t>PELMA COLLIERIES LIMITED</w:t>
-            </w:r>
-          </w:p>
-        </w:tc>
-        <w:tc>
-          <w:tcPr>
-            <w:tcW w:type="dxa" w:w="1587"/>
-            <w:shd w:val="clear" w:color="auto" w:fill="FFFFFF"/>
-            <w:tcBorders>
-              <w:top w:val="single" w:sz="4" w:space="0" w:color="000000"/>
-              <w:left w:val="single" w:sz="4" w:space="0" w:color="000000"/>
-              <w:bottom w:val="single" w:sz="4" w:space="0" w:color="000000"/>
-              <w:right w:val="single" w:sz="4" w:space="0" w:color="000000"/>
-            </w:tcBorders>
-            <w:vAlign w:val="center"/>
-          </w:tcPr>
-          <w:p>
-            <w:pPr>
-              <w:spacing w:before="40" w:after="40"/>
-              <w:jc w:val="left"/>
-            </w:pPr>
-            <w:r>
-              <w:rPr>
-                <w:rFonts w:ascii="Adani" w:hAnsi="Adani"/>
-                <w:b w:val="0"/>
-                <w:sz w:val="18"/>
-                <w:u w:val="none"/>
-              </w:rPr>
-              <w:t>Director</w:t>
-            </w:r>
-          </w:p>
-        </w:tc>
-        <w:tc>
-          <w:tcPr>
-            <w:tcW w:type="dxa" w:w="1304"/>
-            <w:shd w:val="clear" w:color="auto" w:fill="FFFFFF"/>
-            <w:tcBorders>
-              <w:top w:val="single" w:sz="4" w:space="0" w:color="000000"/>
-              <w:left w:val="single" w:sz="4" w:space="0" w:color="000000"/>
-              <w:bottom w:val="single" w:sz="4" w:space="0" w:color="000000"/>
-              <w:right w:val="single" w:sz="4" w:space="0" w:color="000000"/>
-            </w:tcBorders>
-            <w:vAlign w:val="center"/>
-          </w:tcPr>
-          <w:p>
-            <w:pPr>
-              <w:spacing w:before="40" w:after="40"/>
-              <w:jc w:val="left"/>
-            </w:pPr>
-            <w:r>
-              <w:rPr>
-                <w:rFonts w:ascii="Adani" w:hAnsi="Adani"/>
-                <w:b w:val="0"/>
-                <w:sz w:val="18"/>
-                <w:u w:val="none"/>
-              </w:rPr>
-              <w:t>07/04/2023</w:t>
-            </w:r>
-          </w:p>
-        </w:tc>
-      </w:tr>
-      <w:tr>
-        <w:tc>
-          <w:tcPr>
-            <w:tcW w:type="dxa" w:w="2268"/>
-            <w:shd w:val="clear" w:color="auto" w:fill="FFFFFF"/>
-            <w:tcBorders>
-              <w:top w:val="single" w:sz="4" w:space="0" w:color="000000"/>
-              <w:left w:val="single" w:sz="4" w:space="0" w:color="000000"/>
-              <w:bottom w:val="single" w:sz="4" w:space="0" w:color="000000"/>
-              <w:right w:val="single" w:sz="4" w:space="0" w:color="000000"/>
-            </w:tcBorders>
-            <w:vAlign w:val="center"/>
-          </w:tcPr>
-          <w:p>
-            <w:pPr>
-              <w:spacing w:before="40" w:after="40"/>
-              <w:jc w:val="left"/>
-            </w:pPr>
-            <w:r>
-              <w:rPr>
-                <w:rFonts w:ascii="Adani" w:hAnsi="Adani"/>
-                <w:b w:val="0"/>
-                <w:sz w:val="18"/>
-                <w:u w:val="none"/>
-              </w:rPr>
               <w:t>U14296GJ2022PLC134881</w:t>
             </w:r>
           </w:p>
